--- a/OtherPorject/AddInSetup/AddInSetup/doc/Buffalo.MQ.docx
+++ b/OtherPorject/AddInSetup/AddInSetup/doc/Buffalo.MQ.docx
@@ -58,16 +58,8 @@
           <w:rFonts w:hint="eastAsia"/>
         </w:rPr>
       </w:pPr>
-      <w:proofErr w:type="spellStart"/>
-      <w:r>
-        <w:t>Buffalo.QueryCache</w:t>
-      </w:r>
-      <w:proofErr w:type="spellEnd"/>
-      <w:r>
-        <w:rPr>
-          <w:rFonts w:hint="eastAsia"/>
-        </w:rPr>
-        <w:t>是一个支持多种缓存调用的缓存封装包，通过此包可以方便使用和切换多种缓存</w:t>
+      <w:r>
+        <w:t>Buffalo.MQ 是一个支持 Redis、RabbitMQ、Kafka 和 MQTT 的消息队列封装包，可通过统一 API 切换不同后端。</w:t>
       </w:r>
     </w:p>
     <w:p>
@@ -204,77 +196,7 @@
         </w:rPr>
       </w:pPr>
       <w:r>
-        <w:rPr>
-          <w:rFonts w:hint="eastAsia"/>
-        </w:rPr>
-        <w:t>连接字符串生成器可以在</w:t>
-      </w:r>
-      <w:r>
-        <w:rPr>
-          <w:rFonts w:hint="eastAsia"/>
-          <w:color w:val="00B050"/>
-        </w:rPr>
-        <w:t>Buffalo安装工具</w:t>
-      </w:r>
-      <w:r>
-        <w:rPr>
-          <w:color w:val="00B050"/>
-        </w:rPr>
-        <w:sym w:font="Wingdings" w:char="F0E0"/>
-      </w:r>
-      <w:r>
-        <w:rPr>
-          <w:rFonts w:hint="eastAsia"/>
-          <w:color w:val="00B050"/>
-        </w:rPr>
-        <w:t>帮助</w:t>
-      </w:r>
-      <w:r>
-        <w:rPr>
-          <w:color w:val="00B050"/>
-        </w:rPr>
-        <w:sym w:font="Wingdings" w:char="F0E0"/>
-      </w:r>
-      <w:r>
-        <w:rPr>
-          <w:rFonts w:hint="eastAsia"/>
-          <w:color w:val="00B050"/>
-        </w:rPr>
-        <w:t>连接字符串</w:t>
-      </w:r>
-      <w:r>
-        <w:rPr>
-          <w:color w:val="00B050"/>
-        </w:rPr>
-        <w:sym w:font="Wingdings" w:char="F0E0"/>
-      </w:r>
-      <w:r>
-        <w:rPr>
-          <w:rFonts w:hint="eastAsia"/>
-          <w:color w:val="00B050"/>
-        </w:rPr>
-        <w:t>选择</w:t>
-      </w:r>
-      <w:r>
-        <w:rPr>
-          <w:rFonts w:hint="eastAsia"/>
-          <w:color w:val="00B050"/>
-        </w:rPr>
-        <w:t xml:space="preserve"> 队列 </w:t>
-      </w:r>
-      <w:r>
-        <w:rPr>
-          <w:rFonts w:hint="eastAsia"/>
-          <w:color w:val="00B050"/>
-        </w:rPr>
-        <w:t xml:space="preserve">选项卡 </w:t>
-      </w:r>
-      <w:r>
-        <w:rPr>
-          <w:rFonts w:hint="eastAsia"/>
-          <w:color w:val="000000" w:themeColor="text1"/>
-        </w:rPr>
-        <w:t>然后选择对应的缓存选项卡，填入相关信息就可以输出对应的连接字符串</w:t>
+        <w:t>连接字符串可在 Buffalo 安装工具中选择“帮助连接字符串”→“队列”，再进入对应 MQ 选项卡填写并输出。可靠消费参数通过页面底部的“可靠消费设置”统一配置。</w:t>
       </w:r>
     </w:p>
     <w:p>
@@ -4339,6 +4261,1465 @@
     </w:p>
     <w:p>
       <w:pPr>
+        <w:pStyle w:val="4"/>
+      </w:pPr>
+      <w:r>
+        <w:t>1.2.4 MQTT</w:t>
+      </w:r>
+    </w:p>
+    <w:p>
+      <w:pPr/>
+      <w:r>
+        <w:t>MQTT 支持 TCP 与 WebSocket。可靠消费建议使用 QoS 1/2、固定 clientId、CleanSession=0，并配置有效的会话过期时间；autoAcknowledge 默认关闭。</w:t>
+      </w:r>
+    </w:p>
+    <w:p>
+      <w:pPr>
+        <w:pStyle w:val="3"/>
+      </w:pPr>
+      <w:r>
+        <w:t>1.3 可靠消费连接参数</w:t>
+      </w:r>
+    </w:p>
+    <w:p>
+      <w:pPr/>
+      <w:r>
+        <w:t>Buffalo.MQ 2.1.0 增加统一的 ACK、失败重试和死信能力。以下共有 15 个新增配置键；各连接字符串界面只显示当前后端实际生效的参数。</w:t>
+      </w:r>
+    </w:p>
+    <w:tbl>
+      <w:tblPr>
+        <w:tblW w:type="dxa" w:w="8066"/>
+        <w:tblLayout w:type="fixed"/>
+        <w:tblLook w:firstColumn="1" w:firstRow="1" w:lastColumn="0" w:lastRow="0" w:noHBand="0" w:noVBand="1" w:val="04A0"/>
+        <w:tblInd w:type="dxa" w:w="120"/>
+        <w:tblBorders>
+          <w:top w:val="single" w:sz="4" w:color="A6A6A6"/>
+          <w:left w:val="single" w:sz="4" w:color="A6A6A6"/>
+          <w:bottom w:val="single" w:sz="4" w:color="A6A6A6"/>
+          <w:right w:val="single" w:sz="4" w:color="A6A6A6"/>
+          <w:insideH w:val="single" w:sz="4" w:color="A6A6A6"/>
+          <w:insideV w:val="single" w:sz="4" w:color="A6A6A6"/>
+        </w:tblBorders>
+        <w:tblCellMar>
+          <w:top w:w="100" w:type="dxa"/>
+          <w:left w:w="100" w:type="dxa"/>
+          <w:bottom w:w="100" w:type="dxa"/>
+          <w:right w:w="100" w:type="dxa"/>
+        </w:tblCellMar>
+      </w:tblPr>
+      <w:tblGrid>
+        <w:gridCol w:w="1750"/>
+        <w:gridCol w:w="1050"/>
+        <w:gridCol w:w="1450"/>
+        <w:gridCol w:w="3816"/>
+      </w:tblGrid>
+      <w:tr>
+        <w:trPr>
+          <w:tblHeader w:val="true"/>
+          <w:cantSplit/>
+        </w:trPr>
+        <w:tc>
+          <w:tcPr>
+            <w:tcW w:type="dxa" w:w="1750"/>
+            <w:vAlign w:val="center"/>
+            <w:shd w:fill="D9EAF7"/>
+          </w:tcPr>
+          <w:p>
+            <w:pPr>
+              <w:spacing w:before="0" w:after="0" w:line="252" w:lineRule="auto"/>
+              <w:jc w:val="center"/>
+            </w:pPr>
+            <w:r>
+              <w:rPr>
+                <w:rFonts w:ascii="微软雅黑" w:hAnsi="微软雅黑" w:eastAsia="微软雅黑"/>
+                <w:b/>
+                <w:sz w:val="17"/>
+              </w:rPr>
+              <w:t>参数</w:t>
+            </w:r>
+          </w:p>
+        </w:tc>
+        <w:tc>
+          <w:tcPr>
+            <w:tcW w:type="dxa" w:w="1050"/>
+            <w:vAlign w:val="center"/>
+            <w:shd w:fill="D9EAF7"/>
+          </w:tcPr>
+          <w:p>
+            <w:pPr>
+              <w:spacing w:before="0" w:after="0" w:line="252" w:lineRule="auto"/>
+              <w:jc w:val="center"/>
+            </w:pPr>
+            <w:r>
+              <w:rPr>
+                <w:rFonts w:ascii="微软雅黑" w:hAnsi="微软雅黑" w:eastAsia="微软雅黑"/>
+                <w:b/>
+                <w:sz w:val="17"/>
+              </w:rPr>
+              <w:t>默认值</w:t>
+            </w:r>
+          </w:p>
+        </w:tc>
+        <w:tc>
+          <w:tcPr>
+            <w:tcW w:type="dxa" w:w="1450"/>
+            <w:vAlign w:val="center"/>
+            <w:shd w:fill="D9EAF7"/>
+          </w:tcPr>
+          <w:p>
+            <w:pPr>
+              <w:spacing w:before="0" w:after="0" w:line="252" w:lineRule="auto"/>
+              <w:jc w:val="center"/>
+            </w:pPr>
+            <w:r>
+              <w:rPr>
+                <w:rFonts w:ascii="微软雅黑" w:hAnsi="微软雅黑" w:eastAsia="微软雅黑"/>
+                <w:b/>
+                <w:sz w:val="17"/>
+              </w:rPr>
+              <w:t>适用后端</w:t>
+            </w:r>
+          </w:p>
+        </w:tc>
+        <w:tc>
+          <w:tcPr>
+            <w:tcW w:type="dxa" w:w="3816"/>
+            <w:vAlign w:val="center"/>
+            <w:shd w:fill="D9EAF7"/>
+          </w:tcPr>
+          <w:p>
+            <w:pPr>
+              <w:spacing w:before="0" w:after="0" w:line="252" w:lineRule="auto"/>
+              <w:jc w:val="center"/>
+            </w:pPr>
+            <w:r>
+              <w:rPr>
+                <w:rFonts w:ascii="微软雅黑" w:hAnsi="微软雅黑" w:eastAsia="微软雅黑"/>
+                <w:b/>
+                <w:sz w:val="17"/>
+              </w:rPr>
+              <w:t>说明</w:t>
+            </w:r>
+          </w:p>
+        </w:tc>
+      </w:tr>
+      <w:tr>
+        <w:trPr>
+          <w:cantSplit/>
+        </w:trPr>
+        <w:tc>
+          <w:tcPr>
+            <w:tcW w:type="dxa" w:w="1750"/>
+            <w:vAlign w:val="center"/>
+          </w:tcPr>
+          <w:p>
+            <w:pPr>
+              <w:spacing w:before="0" w:after="0" w:line="252" w:lineRule="auto"/>
+              <w:jc w:val="left"/>
+            </w:pPr>
+            <w:r>
+              <w:rPr>
+                <w:rFonts w:ascii="微软雅黑" w:hAnsi="微软雅黑" w:eastAsia="微软雅黑"/>
+                <w:b w:val="0"/>
+                <w:sz w:val="17"/>
+              </w:rPr>
+              <w:t>ackMode</w:t>
+            </w:r>
+          </w:p>
+        </w:tc>
+        <w:tc>
+          <w:tcPr>
+            <w:tcW w:type="dxa" w:w="1050"/>
+            <w:vAlign w:val="center"/>
+          </w:tcPr>
+          <w:p>
+            <w:pPr>
+              <w:spacing w:before="0" w:after="0" w:line="252" w:lineRule="auto"/>
+              <w:jc w:val="center"/>
+            </w:pPr>
+            <w:r>
+              <w:rPr>
+                <w:rFonts w:ascii="微软雅黑" w:hAnsi="微软雅黑" w:eastAsia="微软雅黑"/>
+                <w:b w:val="0"/>
+                <w:sz w:val="17"/>
+              </w:rPr>
+              <w:t>manual</w:t>
+            </w:r>
+          </w:p>
+        </w:tc>
+        <w:tc>
+          <w:tcPr>
+            <w:tcW w:type="dxa" w:w="1450"/>
+            <w:vAlign w:val="center"/>
+          </w:tcPr>
+          <w:p>
+            <w:pPr>
+              <w:spacing w:before="0" w:after="0" w:line="252" w:lineRule="auto"/>
+              <w:jc w:val="center"/>
+            </w:pPr>
+            <w:r>
+              <w:rPr>
+                <w:rFonts w:ascii="微软雅黑" w:hAnsi="微软雅黑" w:eastAsia="微软雅黑"/>
+                <w:b w:val="0"/>
+                <w:sz w:val="17"/>
+              </w:rPr>
+              <w:t>全部</w:t>
+            </w:r>
+          </w:p>
+        </w:tc>
+        <w:tc>
+          <w:tcPr>
+            <w:tcW w:type="dxa" w:w="3816"/>
+            <w:vAlign w:val="center"/>
+          </w:tcPr>
+          <w:p>
+            <w:pPr>
+              <w:spacing w:before="0" w:after="0" w:line="252" w:lineRule="auto"/>
+              <w:jc w:val="left"/>
+            </w:pPr>
+            <w:r>
+              <w:rPr>
+                <w:rFonts w:ascii="微软雅黑" w:hAnsi="微软雅黑" w:eastAsia="微软雅黑"/>
+                <w:b w:val="0"/>
+                <w:sz w:val="17"/>
+              </w:rPr>
+              <w:t>manual：业务显式 ACK；onSuccess：回调成功后自动 ACK</w:t>
+            </w:r>
+          </w:p>
+        </w:tc>
+      </w:tr>
+      <w:tr>
+        <w:trPr>
+          <w:cantSplit/>
+        </w:trPr>
+        <w:tc>
+          <w:tcPr>
+            <w:tcW w:type="dxa" w:w="1750"/>
+            <w:vAlign w:val="center"/>
+          </w:tcPr>
+          <w:p>
+            <w:pPr>
+              <w:spacing w:before="0" w:after="0" w:line="252" w:lineRule="auto"/>
+              <w:jc w:val="left"/>
+            </w:pPr>
+            <w:r>
+              <w:rPr>
+                <w:rFonts w:ascii="微软雅黑" w:hAnsi="微软雅黑" w:eastAsia="微软雅黑"/>
+                <w:b w:val="0"/>
+                <w:sz w:val="17"/>
+              </w:rPr>
+              <w:t>retryEnabled</w:t>
+            </w:r>
+          </w:p>
+        </w:tc>
+        <w:tc>
+          <w:tcPr>
+            <w:tcW w:type="dxa" w:w="1050"/>
+            <w:vAlign w:val="center"/>
+          </w:tcPr>
+          <w:p>
+            <w:pPr>
+              <w:spacing w:before="0" w:after="0" w:line="252" w:lineRule="auto"/>
+              <w:jc w:val="center"/>
+            </w:pPr>
+            <w:r>
+              <w:rPr>
+                <w:rFonts w:ascii="微软雅黑" w:hAnsi="微软雅黑" w:eastAsia="微软雅黑"/>
+                <w:b w:val="0"/>
+                <w:sz w:val="17"/>
+              </w:rPr>
+              <w:t>1</w:t>
+            </w:r>
+          </w:p>
+        </w:tc>
+        <w:tc>
+          <w:tcPr>
+            <w:tcW w:type="dxa" w:w="1450"/>
+            <w:vAlign w:val="center"/>
+          </w:tcPr>
+          <w:p>
+            <w:pPr>
+              <w:spacing w:before="0" w:after="0" w:line="252" w:lineRule="auto"/>
+              <w:jc w:val="center"/>
+            </w:pPr>
+            <w:r>
+              <w:rPr>
+                <w:rFonts w:ascii="微软雅黑" w:hAnsi="微软雅黑" w:eastAsia="微软雅黑"/>
+                <w:b w:val="0"/>
+                <w:sz w:val="17"/>
+              </w:rPr>
+              <w:t>全部</w:t>
+            </w:r>
+          </w:p>
+        </w:tc>
+        <w:tc>
+          <w:tcPr>
+            <w:tcW w:type="dxa" w:w="3816"/>
+            <w:vAlign w:val="center"/>
+          </w:tcPr>
+          <w:p>
+            <w:pPr>
+              <w:spacing w:before="0" w:after="0" w:line="252" w:lineRule="auto"/>
+              <w:jc w:val="left"/>
+            </w:pPr>
+            <w:r>
+              <w:rPr>
+                <w:rFonts w:ascii="微软雅黑" w:hAnsi="微软雅黑" w:eastAsia="微软雅黑"/>
+                <w:b w:val="0"/>
+                <w:sz w:val="17"/>
+              </w:rPr>
+              <w:t>是否启用失败重试</w:t>
+            </w:r>
+          </w:p>
+        </w:tc>
+      </w:tr>
+      <w:tr>
+        <w:trPr>
+          <w:cantSplit/>
+        </w:trPr>
+        <w:tc>
+          <w:tcPr>
+            <w:tcW w:type="dxa" w:w="1750"/>
+            <w:vAlign w:val="center"/>
+          </w:tcPr>
+          <w:p>
+            <w:pPr>
+              <w:spacing w:before="0" w:after="0" w:line="252" w:lineRule="auto"/>
+              <w:jc w:val="left"/>
+            </w:pPr>
+            <w:r>
+              <w:rPr>
+                <w:rFonts w:ascii="微软雅黑" w:hAnsi="微软雅黑" w:eastAsia="微软雅黑"/>
+                <w:b w:val="0"/>
+                <w:sz w:val="17"/>
+              </w:rPr>
+              <w:t>retryOnException</w:t>
+            </w:r>
+          </w:p>
+        </w:tc>
+        <w:tc>
+          <w:tcPr>
+            <w:tcW w:type="dxa" w:w="1050"/>
+            <w:vAlign w:val="center"/>
+          </w:tcPr>
+          <w:p>
+            <w:pPr>
+              <w:spacing w:before="0" w:after="0" w:line="252" w:lineRule="auto"/>
+              <w:jc w:val="center"/>
+            </w:pPr>
+            <w:r>
+              <w:rPr>
+                <w:rFonts w:ascii="微软雅黑" w:hAnsi="微软雅黑" w:eastAsia="微软雅黑"/>
+                <w:b w:val="0"/>
+                <w:sz w:val="17"/>
+              </w:rPr>
+              <w:t>1</w:t>
+            </w:r>
+          </w:p>
+        </w:tc>
+        <w:tc>
+          <w:tcPr>
+            <w:tcW w:type="dxa" w:w="1450"/>
+            <w:vAlign w:val="center"/>
+          </w:tcPr>
+          <w:p>
+            <w:pPr>
+              <w:spacing w:before="0" w:after="0" w:line="252" w:lineRule="auto"/>
+              <w:jc w:val="center"/>
+            </w:pPr>
+            <w:r>
+              <w:rPr>
+                <w:rFonts w:ascii="微软雅黑" w:hAnsi="微软雅黑" w:eastAsia="微软雅黑"/>
+                <w:b w:val="0"/>
+                <w:sz w:val="17"/>
+              </w:rPr>
+              <w:t>全部</w:t>
+            </w:r>
+          </w:p>
+        </w:tc>
+        <w:tc>
+          <w:tcPr>
+            <w:tcW w:type="dxa" w:w="3816"/>
+            <w:vAlign w:val="center"/>
+          </w:tcPr>
+          <w:p>
+            <w:pPr>
+              <w:spacing w:before="0" w:after="0" w:line="252" w:lineRule="auto"/>
+              <w:jc w:val="left"/>
+            </w:pPr>
+            <w:r>
+              <w:rPr>
+                <w:rFonts w:ascii="微软雅黑" w:hAnsi="微软雅黑" w:eastAsia="微软雅黑"/>
+                <w:b w:val="0"/>
+                <w:sz w:val="17"/>
+              </w:rPr>
+              <w:t>消费回调抛出异常时是否自动重试</w:t>
+            </w:r>
+          </w:p>
+        </w:tc>
+      </w:tr>
+      <w:tr>
+        <w:trPr>
+          <w:cantSplit/>
+        </w:trPr>
+        <w:tc>
+          <w:tcPr>
+            <w:tcW w:type="dxa" w:w="1750"/>
+            <w:vAlign w:val="center"/>
+          </w:tcPr>
+          <w:p>
+            <w:pPr>
+              <w:spacing w:before="0" w:after="0" w:line="252" w:lineRule="auto"/>
+              <w:jc w:val="left"/>
+            </w:pPr>
+            <w:r>
+              <w:rPr>
+                <w:rFonts w:ascii="微软雅黑" w:hAnsi="微软雅黑" w:eastAsia="微软雅黑"/>
+                <w:b w:val="0"/>
+                <w:sz w:val="17"/>
+              </w:rPr>
+              <w:t>maxRetry</w:t>
+            </w:r>
+          </w:p>
+        </w:tc>
+        <w:tc>
+          <w:tcPr>
+            <w:tcW w:type="dxa" w:w="1050"/>
+            <w:vAlign w:val="center"/>
+          </w:tcPr>
+          <w:p>
+            <w:pPr>
+              <w:spacing w:before="0" w:after="0" w:line="252" w:lineRule="auto"/>
+              <w:jc w:val="center"/>
+            </w:pPr>
+            <w:r>
+              <w:rPr>
+                <w:rFonts w:ascii="微软雅黑" w:hAnsi="微软雅黑" w:eastAsia="微软雅黑"/>
+                <w:b w:val="0"/>
+                <w:sz w:val="17"/>
+              </w:rPr>
+              <w:t>4</w:t>
+            </w:r>
+          </w:p>
+        </w:tc>
+        <w:tc>
+          <w:tcPr>
+            <w:tcW w:type="dxa" w:w="1450"/>
+            <w:vAlign w:val="center"/>
+          </w:tcPr>
+          <w:p>
+            <w:pPr>
+              <w:spacing w:before="0" w:after="0" w:line="252" w:lineRule="auto"/>
+              <w:jc w:val="center"/>
+            </w:pPr>
+            <w:r>
+              <w:rPr>
+                <w:rFonts w:ascii="微软雅黑" w:hAnsi="微软雅黑" w:eastAsia="微软雅黑"/>
+                <w:b w:val="0"/>
+                <w:sz w:val="17"/>
+              </w:rPr>
+              <w:t>全部</w:t>
+            </w:r>
+          </w:p>
+        </w:tc>
+        <w:tc>
+          <w:tcPr>
+            <w:tcW w:type="dxa" w:w="3816"/>
+            <w:vAlign w:val="center"/>
+          </w:tcPr>
+          <w:p>
+            <w:pPr>
+              <w:spacing w:before="0" w:after="0" w:line="252" w:lineRule="auto"/>
+              <w:jc w:val="left"/>
+            </w:pPr>
+            <w:r>
+              <w:rPr>
+                <w:rFonts w:ascii="微软雅黑" w:hAnsi="微软雅黑" w:eastAsia="微软雅黑"/>
+                <w:b w:val="0"/>
+                <w:sz w:val="17"/>
+              </w:rPr>
+              <w:t>首次投递之外的最大重试次数，总投递上限为 1 + maxRetry</w:t>
+            </w:r>
+          </w:p>
+        </w:tc>
+      </w:tr>
+      <w:tr>
+        <w:trPr>
+          <w:cantSplit/>
+        </w:trPr>
+        <w:tc>
+          <w:tcPr>
+            <w:tcW w:type="dxa" w:w="1750"/>
+            <w:vAlign w:val="center"/>
+          </w:tcPr>
+          <w:p>
+            <w:pPr>
+              <w:spacing w:before="0" w:after="0" w:line="252" w:lineRule="auto"/>
+              <w:jc w:val="left"/>
+            </w:pPr>
+            <w:r>
+              <w:rPr>
+                <w:rFonts w:ascii="微软雅黑" w:hAnsi="微软雅黑" w:eastAsia="微软雅黑"/>
+                <w:b w:val="0"/>
+                <w:sz w:val="17"/>
+              </w:rPr>
+              <w:t>retryDelay</w:t>
+            </w:r>
+          </w:p>
+        </w:tc>
+        <w:tc>
+          <w:tcPr>
+            <w:tcW w:type="dxa" w:w="1050"/>
+            <w:vAlign w:val="center"/>
+          </w:tcPr>
+          <w:p>
+            <w:pPr>
+              <w:spacing w:before="0" w:after="0" w:line="252" w:lineRule="auto"/>
+              <w:jc w:val="center"/>
+            </w:pPr>
+            <w:r>
+              <w:rPr>
+                <w:rFonts w:ascii="微软雅黑" w:hAnsi="微软雅黑" w:eastAsia="微软雅黑"/>
+                <w:b w:val="0"/>
+                <w:sz w:val="17"/>
+              </w:rPr>
+              <w:t>1000</w:t>
+            </w:r>
+          </w:p>
+        </w:tc>
+        <w:tc>
+          <w:tcPr>
+            <w:tcW w:type="dxa" w:w="1450"/>
+            <w:vAlign w:val="center"/>
+          </w:tcPr>
+          <w:p>
+            <w:pPr>
+              <w:spacing w:before="0" w:after="0" w:line="252" w:lineRule="auto"/>
+              <w:jc w:val="center"/>
+            </w:pPr>
+            <w:r>
+              <w:rPr>
+                <w:rFonts w:ascii="微软雅黑" w:hAnsi="微软雅黑" w:eastAsia="微软雅黑"/>
+                <w:b w:val="0"/>
+                <w:sz w:val="17"/>
+              </w:rPr>
+              <w:t>全部</w:t>
+            </w:r>
+          </w:p>
+        </w:tc>
+        <w:tc>
+          <w:tcPr>
+            <w:tcW w:type="dxa" w:w="3816"/>
+            <w:vAlign w:val="center"/>
+          </w:tcPr>
+          <w:p>
+            <w:pPr>
+              <w:spacing w:before="0" w:after="0" w:line="252" w:lineRule="auto"/>
+              <w:jc w:val="left"/>
+            </w:pPr>
+            <w:r>
+              <w:rPr>
+                <w:rFonts w:ascii="微软雅黑" w:hAnsi="微软雅黑" w:eastAsia="微软雅黑"/>
+                <w:b w:val="0"/>
+                <w:sz w:val="17"/>
+              </w:rPr>
+              <w:t>重试延迟，单位毫秒</w:t>
+            </w:r>
+          </w:p>
+        </w:tc>
+      </w:tr>
+      <w:tr>
+        <w:trPr>
+          <w:cantSplit/>
+        </w:trPr>
+        <w:tc>
+          <w:tcPr>
+            <w:tcW w:type="dxa" w:w="1750"/>
+            <w:vAlign w:val="center"/>
+          </w:tcPr>
+          <w:p>
+            <w:pPr>
+              <w:spacing w:before="0" w:after="0" w:line="252" w:lineRule="auto"/>
+              <w:jc w:val="left"/>
+            </w:pPr>
+            <w:r>
+              <w:rPr>
+                <w:rFonts w:ascii="微软雅黑" w:hAnsi="微软雅黑" w:eastAsia="微软雅黑"/>
+                <w:b w:val="0"/>
+                <w:sz w:val="17"/>
+              </w:rPr>
+              <w:t>deadLetterEnabled</w:t>
+            </w:r>
+          </w:p>
+        </w:tc>
+        <w:tc>
+          <w:tcPr>
+            <w:tcW w:type="dxa" w:w="1050"/>
+            <w:vAlign w:val="center"/>
+          </w:tcPr>
+          <w:p>
+            <w:pPr>
+              <w:spacing w:before="0" w:after="0" w:line="252" w:lineRule="auto"/>
+              <w:jc w:val="center"/>
+            </w:pPr>
+            <w:r>
+              <w:rPr>
+                <w:rFonts w:ascii="微软雅黑" w:hAnsi="微软雅黑" w:eastAsia="微软雅黑"/>
+                <w:b w:val="0"/>
+                <w:sz w:val="17"/>
+              </w:rPr>
+              <w:t>1</w:t>
+            </w:r>
+          </w:p>
+        </w:tc>
+        <w:tc>
+          <w:tcPr>
+            <w:tcW w:type="dxa" w:w="1450"/>
+            <w:vAlign w:val="center"/>
+          </w:tcPr>
+          <w:p>
+            <w:pPr>
+              <w:spacing w:before="0" w:after="0" w:line="252" w:lineRule="auto"/>
+              <w:jc w:val="center"/>
+            </w:pPr>
+            <w:r>
+              <w:rPr>
+                <w:rFonts w:ascii="微软雅黑" w:hAnsi="微软雅黑" w:eastAsia="微软雅黑"/>
+                <w:b w:val="0"/>
+                <w:sz w:val="17"/>
+              </w:rPr>
+              <w:t>全部</w:t>
+            </w:r>
+          </w:p>
+        </w:tc>
+        <w:tc>
+          <w:tcPr>
+            <w:tcW w:type="dxa" w:w="3816"/>
+            <w:vAlign w:val="center"/>
+          </w:tcPr>
+          <w:p>
+            <w:pPr>
+              <w:spacing w:before="0" w:after="0" w:line="252" w:lineRule="auto"/>
+              <w:jc w:val="left"/>
+            </w:pPr>
+            <w:r>
+              <w:rPr>
+                <w:rFonts w:ascii="微软雅黑" w:hAnsi="微软雅黑" w:eastAsia="微软雅黑"/>
+                <w:b w:val="0"/>
+                <w:sz w:val="17"/>
+              </w:rPr>
+              <w:t>超过重试上限后是否写入死信</w:t>
+            </w:r>
+          </w:p>
+        </w:tc>
+      </w:tr>
+      <w:tr>
+        <w:trPr>
+          <w:cantSplit/>
+        </w:trPr>
+        <w:tc>
+          <w:tcPr>
+            <w:tcW w:type="dxa" w:w="1750"/>
+            <w:vAlign w:val="center"/>
+          </w:tcPr>
+          <w:p>
+            <w:pPr>
+              <w:spacing w:before="0" w:after="0" w:line="252" w:lineRule="auto"/>
+              <w:jc w:val="left"/>
+            </w:pPr>
+            <w:r>
+              <w:rPr>
+                <w:rFonts w:ascii="微软雅黑" w:hAnsi="微软雅黑" w:eastAsia="微软雅黑"/>
+                <w:b w:val="0"/>
+                <w:sz w:val="17"/>
+              </w:rPr>
+              <w:t>deadLetterSuffix</w:t>
+            </w:r>
+          </w:p>
+        </w:tc>
+        <w:tc>
+          <w:tcPr>
+            <w:tcW w:type="dxa" w:w="1050"/>
+            <w:vAlign w:val="center"/>
+          </w:tcPr>
+          <w:p>
+            <w:pPr>
+              <w:spacing w:before="0" w:after="0" w:line="252" w:lineRule="auto"/>
+              <w:jc w:val="center"/>
+            </w:pPr>
+            <w:r>
+              <w:rPr>
+                <w:rFonts w:ascii="微软雅黑" w:hAnsi="微软雅黑" w:eastAsia="微软雅黑"/>
+                <w:b w:val="0"/>
+                <w:sz w:val="17"/>
+              </w:rPr>
+              <w:t>.DLQ</w:t>
+            </w:r>
+          </w:p>
+        </w:tc>
+        <w:tc>
+          <w:tcPr>
+            <w:tcW w:type="dxa" w:w="1450"/>
+            <w:vAlign w:val="center"/>
+          </w:tcPr>
+          <w:p>
+            <w:pPr>
+              <w:spacing w:before="0" w:after="0" w:line="252" w:lineRule="auto"/>
+              <w:jc w:val="center"/>
+            </w:pPr>
+            <w:r>
+              <w:rPr>
+                <w:rFonts w:ascii="微软雅黑" w:hAnsi="微软雅黑" w:eastAsia="微软雅黑"/>
+                <w:b w:val="0"/>
+                <w:sz w:val="17"/>
+              </w:rPr>
+              <w:t>全部</w:t>
+            </w:r>
+          </w:p>
+        </w:tc>
+        <w:tc>
+          <w:tcPr>
+            <w:tcW w:type="dxa" w:w="3816"/>
+            <w:vAlign w:val="center"/>
+          </w:tcPr>
+          <w:p>
+            <w:pPr>
+              <w:spacing w:before="0" w:after="0" w:line="252" w:lineRule="auto"/>
+              <w:jc w:val="left"/>
+            </w:pPr>
+            <w:r>
+              <w:rPr>
+                <w:rFonts w:ascii="微软雅黑" w:hAnsi="微软雅黑" w:eastAsia="微软雅黑"/>
+                <w:b w:val="0"/>
+                <w:sz w:val="17"/>
+              </w:rPr>
+              <w:t>死信 Topic、Stream 或队列后缀</w:t>
+            </w:r>
+          </w:p>
+        </w:tc>
+      </w:tr>
+      <w:tr>
+        <w:trPr>
+          <w:cantSplit/>
+        </w:trPr>
+        <w:tc>
+          <w:tcPr>
+            <w:tcW w:type="dxa" w:w="1750"/>
+            <w:vAlign w:val="center"/>
+          </w:tcPr>
+          <w:p>
+            <w:pPr>
+              <w:spacing w:before="0" w:after="0" w:line="252" w:lineRule="auto"/>
+              <w:jc w:val="left"/>
+            </w:pPr>
+            <w:r>
+              <w:rPr>
+                <w:rFonts w:ascii="微软雅黑" w:hAnsi="微软雅黑" w:eastAsia="微软雅黑"/>
+                <w:b w:val="0"/>
+                <w:sz w:val="17"/>
+              </w:rPr>
+              <w:t>ackTimeout</w:t>
+            </w:r>
+          </w:p>
+        </w:tc>
+        <w:tc>
+          <w:tcPr>
+            <w:tcW w:type="dxa" w:w="1050"/>
+            <w:vAlign w:val="center"/>
+          </w:tcPr>
+          <w:p>
+            <w:pPr>
+              <w:spacing w:before="0" w:after="0" w:line="252" w:lineRule="auto"/>
+              <w:jc w:val="center"/>
+            </w:pPr>
+            <w:r>
+              <w:rPr>
+                <w:rFonts w:ascii="微软雅黑" w:hAnsi="微软雅黑" w:eastAsia="微软雅黑"/>
+                <w:b w:val="0"/>
+                <w:sz w:val="17"/>
+              </w:rPr>
+              <w:t>30000</w:t>
+            </w:r>
+          </w:p>
+        </w:tc>
+        <w:tc>
+          <w:tcPr>
+            <w:tcW w:type="dxa" w:w="1450"/>
+            <w:vAlign w:val="center"/>
+          </w:tcPr>
+          <w:p>
+            <w:pPr>
+              <w:spacing w:before="0" w:after="0" w:line="252" w:lineRule="auto"/>
+              <w:jc w:val="center"/>
+            </w:pPr>
+            <w:r>
+              <w:rPr>
+                <w:rFonts w:ascii="微软雅黑" w:hAnsi="微软雅黑" w:eastAsia="微软雅黑"/>
+                <w:b w:val="0"/>
+                <w:sz w:val="17"/>
+              </w:rPr>
+              <w:t>Redis Stream</w:t>
+            </w:r>
+          </w:p>
+        </w:tc>
+        <w:tc>
+          <w:tcPr>
+            <w:tcW w:type="dxa" w:w="3816"/>
+            <w:vAlign w:val="center"/>
+          </w:tcPr>
+          <w:p>
+            <w:pPr>
+              <w:spacing w:before="0" w:after="0" w:line="252" w:lineRule="auto"/>
+              <w:jc w:val="left"/>
+            </w:pPr>
+            <w:r>
+              <w:rPr>
+                <w:rFonts w:ascii="微软雅黑" w:hAnsi="微软雅黑" w:eastAsia="微软雅黑"/>
+                <w:b w:val="0"/>
+                <w:sz w:val="17"/>
+              </w:rPr>
+              <w:t>Pending 消息可被重新认领的最小空闲时间，毫秒</w:t>
+            </w:r>
+          </w:p>
+        </w:tc>
+      </w:tr>
+      <w:tr>
+        <w:trPr>
+          <w:cantSplit/>
+        </w:trPr>
+        <w:tc>
+          <w:tcPr>
+            <w:tcW w:type="dxa" w:w="1750"/>
+            <w:vAlign w:val="center"/>
+          </w:tcPr>
+          <w:p>
+            <w:pPr>
+              <w:spacing w:before="0" w:after="0" w:line="252" w:lineRule="auto"/>
+              <w:jc w:val="left"/>
+            </w:pPr>
+            <w:r>
+              <w:rPr>
+                <w:rFonts w:ascii="微软雅黑" w:hAnsi="微软雅黑" w:eastAsia="微软雅黑"/>
+                <w:b w:val="0"/>
+                <w:sz w:val="17"/>
+              </w:rPr>
+              <w:t>pendingScanInterval</w:t>
+            </w:r>
+          </w:p>
+        </w:tc>
+        <w:tc>
+          <w:tcPr>
+            <w:tcW w:type="dxa" w:w="1050"/>
+            <w:vAlign w:val="center"/>
+          </w:tcPr>
+          <w:p>
+            <w:pPr>
+              <w:spacing w:before="0" w:after="0" w:line="252" w:lineRule="auto"/>
+              <w:jc w:val="center"/>
+            </w:pPr>
+            <w:r>
+              <w:rPr>
+                <w:rFonts w:ascii="微软雅黑" w:hAnsi="微软雅黑" w:eastAsia="微软雅黑"/>
+                <w:b w:val="0"/>
+                <w:sz w:val="17"/>
+              </w:rPr>
+              <w:t>5000</w:t>
+            </w:r>
+          </w:p>
+        </w:tc>
+        <w:tc>
+          <w:tcPr>
+            <w:tcW w:type="dxa" w:w="1450"/>
+            <w:vAlign w:val="center"/>
+          </w:tcPr>
+          <w:p>
+            <w:pPr>
+              <w:spacing w:before="0" w:after="0" w:line="252" w:lineRule="auto"/>
+              <w:jc w:val="center"/>
+            </w:pPr>
+            <w:r>
+              <w:rPr>
+                <w:rFonts w:ascii="微软雅黑" w:hAnsi="微软雅黑" w:eastAsia="微软雅黑"/>
+                <w:b w:val="0"/>
+                <w:sz w:val="17"/>
+              </w:rPr>
+              <w:t>Redis Stream</w:t>
+            </w:r>
+          </w:p>
+        </w:tc>
+        <w:tc>
+          <w:tcPr>
+            <w:tcW w:type="dxa" w:w="3816"/>
+            <w:vAlign w:val="center"/>
+          </w:tcPr>
+          <w:p>
+            <w:pPr>
+              <w:spacing w:before="0" w:after="0" w:line="252" w:lineRule="auto"/>
+              <w:jc w:val="left"/>
+            </w:pPr>
+            <w:r>
+              <w:rPr>
+                <w:rFonts w:ascii="微软雅黑" w:hAnsi="微软雅黑" w:eastAsia="微软雅黑"/>
+                <w:b w:val="0"/>
+                <w:sz w:val="17"/>
+              </w:rPr>
+              <w:t>Pending 消息扫描间隔，毫秒</w:t>
+            </w:r>
+          </w:p>
+        </w:tc>
+      </w:tr>
+      <w:tr>
+        <w:trPr>
+          <w:cantSplit/>
+        </w:trPr>
+        <w:tc>
+          <w:tcPr>
+            <w:tcW w:type="dxa" w:w="1750"/>
+            <w:vAlign w:val="center"/>
+          </w:tcPr>
+          <w:p>
+            <w:pPr>
+              <w:spacing w:before="0" w:after="0" w:line="252" w:lineRule="auto"/>
+              <w:jc w:val="left"/>
+            </w:pPr>
+            <w:r>
+              <w:rPr>
+                <w:rFonts w:ascii="微软雅黑" w:hAnsi="微软雅黑" w:eastAsia="微软雅黑"/>
+                <w:b w:val="0"/>
+                <w:sz w:val="17"/>
+              </w:rPr>
+              <w:t>prefetchCount</w:t>
+            </w:r>
+          </w:p>
+        </w:tc>
+        <w:tc>
+          <w:tcPr>
+            <w:tcW w:type="dxa" w:w="1050"/>
+            <w:vAlign w:val="center"/>
+          </w:tcPr>
+          <w:p>
+            <w:pPr>
+              <w:spacing w:before="0" w:after="0" w:line="252" w:lineRule="auto"/>
+              <w:jc w:val="center"/>
+            </w:pPr>
+            <w:r>
+              <w:rPr>
+                <w:rFonts w:ascii="微软雅黑" w:hAnsi="微软雅黑" w:eastAsia="微软雅黑"/>
+                <w:b w:val="0"/>
+                <w:sz w:val="17"/>
+              </w:rPr>
+              <w:t>1</w:t>
+            </w:r>
+          </w:p>
+        </w:tc>
+        <w:tc>
+          <w:tcPr>
+            <w:tcW w:type="dxa" w:w="1450"/>
+            <w:vAlign w:val="center"/>
+          </w:tcPr>
+          <w:p>
+            <w:pPr>
+              <w:spacing w:before="0" w:after="0" w:line="252" w:lineRule="auto"/>
+              <w:jc w:val="center"/>
+            </w:pPr>
+            <w:r>
+              <w:rPr>
+                <w:rFonts w:ascii="微软雅黑" w:hAnsi="微软雅黑" w:eastAsia="微软雅黑"/>
+                <w:b w:val="0"/>
+                <w:sz w:val="17"/>
+              </w:rPr>
+              <w:t>RabbitMQ</w:t>
+            </w:r>
+          </w:p>
+        </w:tc>
+        <w:tc>
+          <w:tcPr>
+            <w:tcW w:type="dxa" w:w="3816"/>
+            <w:vAlign w:val="center"/>
+          </w:tcPr>
+          <w:p>
+            <w:pPr>
+              <w:spacing w:before="0" w:after="0" w:line="252" w:lineRule="auto"/>
+              <w:jc w:val="left"/>
+            </w:pPr>
+            <w:r>
+              <w:rPr>
+                <w:rFonts w:ascii="微软雅黑" w:hAnsi="微软雅黑" w:eastAsia="微软雅黑"/>
+                <w:b w:val="0"/>
+                <w:sz w:val="17"/>
+              </w:rPr>
+              <w:t>消费者预取消息数</w:t>
+            </w:r>
+          </w:p>
+        </w:tc>
+      </w:tr>
+      <w:tr>
+        <w:trPr>
+          <w:cantSplit/>
+        </w:trPr>
+        <w:tc>
+          <w:tcPr>
+            <w:tcW w:type="dxa" w:w="1750"/>
+            <w:vAlign w:val="center"/>
+          </w:tcPr>
+          <w:p>
+            <w:pPr>
+              <w:spacing w:before="0" w:after="0" w:line="252" w:lineRule="auto"/>
+              <w:jc w:val="left"/>
+            </w:pPr>
+            <w:r>
+              <w:rPr>
+                <w:rFonts w:ascii="微软雅黑" w:hAnsi="微软雅黑" w:eastAsia="微软雅黑"/>
+                <w:b w:val="0"/>
+                <w:sz w:val="17"/>
+              </w:rPr>
+              <w:t>startOffset</w:t>
+            </w:r>
+          </w:p>
+        </w:tc>
+        <w:tc>
+          <w:tcPr>
+            <w:tcW w:type="dxa" w:w="1050"/>
+            <w:vAlign w:val="center"/>
+          </w:tcPr>
+          <w:p>
+            <w:pPr>
+              <w:spacing w:before="0" w:after="0" w:line="252" w:lineRule="auto"/>
+              <w:jc w:val="center"/>
+            </w:pPr>
+            <w:r>
+              <w:rPr>
+                <w:rFonts w:ascii="微软雅黑" w:hAnsi="微软雅黑" w:eastAsia="微软雅黑"/>
+                <w:b w:val="0"/>
+                <w:sz w:val="17"/>
+              </w:rPr>
+              <w:t>不设置</w:t>
+            </w:r>
+          </w:p>
+        </w:tc>
+        <w:tc>
+          <w:tcPr>
+            <w:tcW w:type="dxa" w:w="1450"/>
+            <w:vAlign w:val="center"/>
+          </w:tcPr>
+          <w:p>
+            <w:pPr>
+              <w:spacing w:before="0" w:after="0" w:line="252" w:lineRule="auto"/>
+              <w:jc w:val="center"/>
+            </w:pPr>
+            <w:r>
+              <w:rPr>
+                <w:rFonts w:ascii="微软雅黑" w:hAnsi="微软雅黑" w:eastAsia="微软雅黑"/>
+                <w:b w:val="0"/>
+                <w:sz w:val="17"/>
+              </w:rPr>
+              <w:t>Kafka</w:t>
+            </w:r>
+          </w:p>
+        </w:tc>
+        <w:tc>
+          <w:tcPr>
+            <w:tcW w:type="dxa" w:w="3816"/>
+            <w:vAlign w:val="center"/>
+          </w:tcPr>
+          <w:p>
+            <w:pPr>
+              <w:spacing w:before="0" w:after="0" w:line="252" w:lineRule="auto"/>
+              <w:jc w:val="left"/>
+            </w:pPr>
+            <w:r>
+              <w:rPr>
+                <w:rFonts w:ascii="微软雅黑" w:hAnsi="微软雅黑" w:eastAsia="微软雅黑"/>
+                <w:b w:val="0"/>
+                <w:sz w:val="17"/>
+              </w:rPr>
+              <w:t>显式指定起始 Offset；未配置时沿用消费组位点</w:t>
+            </w:r>
+          </w:p>
+        </w:tc>
+      </w:tr>
+      <w:tr>
+        <w:trPr>
+          <w:cantSplit/>
+        </w:trPr>
+        <w:tc>
+          <w:tcPr>
+            <w:tcW w:type="dxa" w:w="1750"/>
+            <w:vAlign w:val="center"/>
+          </w:tcPr>
+          <w:p>
+            <w:pPr>
+              <w:spacing w:before="0" w:after="0" w:line="252" w:lineRule="auto"/>
+              <w:jc w:val="left"/>
+            </w:pPr>
+            <w:r>
+              <w:rPr>
+                <w:rFonts w:ascii="微软雅黑" w:hAnsi="微软雅黑" w:eastAsia="微软雅黑"/>
+                <w:b w:val="0"/>
+                <w:sz w:val="17"/>
+              </w:rPr>
+              <w:t>partitionIndex</w:t>
+            </w:r>
+          </w:p>
+        </w:tc>
+        <w:tc>
+          <w:tcPr>
+            <w:tcW w:type="dxa" w:w="1050"/>
+            <w:vAlign w:val="center"/>
+          </w:tcPr>
+          <w:p>
+            <w:pPr>
+              <w:spacing w:before="0" w:after="0" w:line="252" w:lineRule="auto"/>
+              <w:jc w:val="center"/>
+            </w:pPr>
+            <w:r>
+              <w:rPr>
+                <w:rFonts w:ascii="微软雅黑" w:hAnsi="微软雅黑" w:eastAsia="微软雅黑"/>
+                <w:b w:val="0"/>
+                <w:sz w:val="17"/>
+              </w:rPr>
+              <w:t>0</w:t>
+            </w:r>
+          </w:p>
+        </w:tc>
+        <w:tc>
+          <w:tcPr>
+            <w:tcW w:type="dxa" w:w="1450"/>
+            <w:vAlign w:val="center"/>
+          </w:tcPr>
+          <w:p>
+            <w:pPr>
+              <w:spacing w:before="0" w:after="0" w:line="252" w:lineRule="auto"/>
+              <w:jc w:val="center"/>
+            </w:pPr>
+            <w:r>
+              <w:rPr>
+                <w:rFonts w:ascii="微软雅黑" w:hAnsi="微软雅黑" w:eastAsia="微软雅黑"/>
+                <w:b w:val="0"/>
+                <w:sz w:val="17"/>
+              </w:rPr>
+              <w:t>Kafka</w:t>
+            </w:r>
+          </w:p>
+        </w:tc>
+        <w:tc>
+          <w:tcPr>
+            <w:tcW w:type="dxa" w:w="3816"/>
+            <w:vAlign w:val="center"/>
+          </w:tcPr>
+          <w:p>
+            <w:pPr>
+              <w:spacing w:before="0" w:after="0" w:line="252" w:lineRule="auto"/>
+              <w:jc w:val="left"/>
+            </w:pPr>
+            <w:r>
+              <w:rPr>
+                <w:rFonts w:ascii="微软雅黑" w:hAnsi="微软雅黑" w:eastAsia="微软雅黑"/>
+                <w:b w:val="0"/>
+                <w:sz w:val="17"/>
+              </w:rPr>
+              <w:t>startOffset 对应的分区索引</w:t>
+            </w:r>
+          </w:p>
+        </w:tc>
+      </w:tr>
+      <w:tr>
+        <w:trPr>
+          <w:cantSplit/>
+        </w:trPr>
+        <w:tc>
+          <w:tcPr>
+            <w:tcW w:type="dxa" w:w="1750"/>
+            <w:vAlign w:val="center"/>
+          </w:tcPr>
+          <w:p>
+            <w:pPr>
+              <w:spacing w:before="0" w:after="0" w:line="252" w:lineRule="auto"/>
+              <w:jc w:val="left"/>
+            </w:pPr>
+            <w:r>
+              <w:rPr>
+                <w:rFonts w:ascii="微软雅黑" w:hAnsi="微软雅黑" w:eastAsia="微软雅黑"/>
+                <w:b w:val="0"/>
+                <w:sz w:val="17"/>
+              </w:rPr>
+              <w:t>autoAcknowledge</w:t>
+            </w:r>
+          </w:p>
+        </w:tc>
+        <w:tc>
+          <w:tcPr>
+            <w:tcW w:type="dxa" w:w="1050"/>
+            <w:vAlign w:val="center"/>
+          </w:tcPr>
+          <w:p>
+            <w:pPr>
+              <w:spacing w:before="0" w:after="0" w:line="252" w:lineRule="auto"/>
+              <w:jc w:val="center"/>
+            </w:pPr>
+            <w:r>
+              <w:rPr>
+                <w:rFonts w:ascii="微软雅黑" w:hAnsi="微软雅黑" w:eastAsia="微软雅黑"/>
+                <w:b w:val="0"/>
+                <w:sz w:val="17"/>
+              </w:rPr>
+              <w:t>0</w:t>
+            </w:r>
+          </w:p>
+        </w:tc>
+        <w:tc>
+          <w:tcPr>
+            <w:tcW w:type="dxa" w:w="1450"/>
+            <w:vAlign w:val="center"/>
+          </w:tcPr>
+          <w:p>
+            <w:pPr>
+              <w:spacing w:before="0" w:after="0" w:line="252" w:lineRule="auto"/>
+              <w:jc w:val="center"/>
+            </w:pPr>
+            <w:r>
+              <w:rPr>
+                <w:rFonts w:ascii="微软雅黑" w:hAnsi="微软雅黑" w:eastAsia="微软雅黑"/>
+                <w:b w:val="0"/>
+                <w:sz w:val="17"/>
+              </w:rPr>
+              <w:t>MQTT</w:t>
+            </w:r>
+          </w:p>
+        </w:tc>
+        <w:tc>
+          <w:tcPr>
+            <w:tcW w:type="dxa" w:w="3816"/>
+            <w:vAlign w:val="center"/>
+          </w:tcPr>
+          <w:p>
+            <w:pPr>
+              <w:spacing w:before="0" w:after="0" w:line="252" w:lineRule="auto"/>
+              <w:jc w:val="left"/>
+            </w:pPr>
+            <w:r>
+              <w:rPr>
+                <w:rFonts w:ascii="微软雅黑" w:hAnsi="微软雅黑" w:eastAsia="微软雅黑"/>
+                <w:b w:val="0"/>
+                <w:sz w:val="17"/>
+              </w:rPr>
+              <w:t>是否启用 MQTTnet 协议层自动 ACK</w:t>
+            </w:r>
+          </w:p>
+        </w:tc>
+      </w:tr>
+      <w:tr>
+        <w:trPr>
+          <w:cantSplit/>
+        </w:trPr>
+        <w:tc>
+          <w:tcPr>
+            <w:tcW w:type="dxa" w:w="1750"/>
+            <w:vAlign w:val="center"/>
+          </w:tcPr>
+          <w:p>
+            <w:pPr>
+              <w:spacing w:before="0" w:after="0" w:line="252" w:lineRule="auto"/>
+              <w:jc w:val="left"/>
+            </w:pPr>
+            <w:r>
+              <w:rPr>
+                <w:rFonts w:ascii="微软雅黑" w:hAnsi="微软雅黑" w:eastAsia="微软雅黑"/>
+                <w:b w:val="0"/>
+                <w:sz w:val="17"/>
+              </w:rPr>
+              <w:t>streamPageSize</w:t>
+            </w:r>
+          </w:p>
+        </w:tc>
+        <w:tc>
+          <w:tcPr>
+            <w:tcW w:type="dxa" w:w="1050"/>
+            <w:vAlign w:val="center"/>
+          </w:tcPr>
+          <w:p>
+            <w:pPr>
+              <w:spacing w:before="0" w:after="0" w:line="252" w:lineRule="auto"/>
+              <w:jc w:val="center"/>
+            </w:pPr>
+            <w:r>
+              <w:rPr>
+                <w:rFonts w:ascii="微软雅黑" w:hAnsi="微软雅黑" w:eastAsia="微软雅黑"/>
+                <w:b w:val="0"/>
+                <w:sz w:val="17"/>
+              </w:rPr>
+              <w:t>10</w:t>
+            </w:r>
+          </w:p>
+        </w:tc>
+        <w:tc>
+          <w:tcPr>
+            <w:tcW w:type="dxa" w:w="1450"/>
+            <w:vAlign w:val="center"/>
+          </w:tcPr>
+          <w:p>
+            <w:pPr>
+              <w:spacing w:before="0" w:after="0" w:line="252" w:lineRule="auto"/>
+              <w:jc w:val="center"/>
+            </w:pPr>
+            <w:r>
+              <w:rPr>
+                <w:rFonts w:ascii="微软雅黑" w:hAnsi="微软雅黑" w:eastAsia="微软雅黑"/>
+                <w:b w:val="0"/>
+                <w:sz w:val="17"/>
+              </w:rPr>
+              <w:t>Redis Stream</w:t>
+            </w:r>
+          </w:p>
+        </w:tc>
+        <w:tc>
+          <w:tcPr>
+            <w:tcW w:type="dxa" w:w="3816"/>
+            <w:vAlign w:val="center"/>
+          </w:tcPr>
+          <w:p>
+            <w:pPr>
+              <w:spacing w:before="0" w:after="0" w:line="252" w:lineRule="auto"/>
+              <w:jc w:val="left"/>
+            </w:pPr>
+            <w:r>
+              <w:rPr>
+                <w:rFonts w:ascii="微软雅黑" w:hAnsi="微软雅黑" w:eastAsia="微软雅黑"/>
+                <w:b w:val="0"/>
+                <w:sz w:val="17"/>
+              </w:rPr>
+              <w:t>每批读取或认领的消息数</w:t>
+            </w:r>
+          </w:p>
+        </w:tc>
+      </w:tr>
+      <w:tr>
+        <w:trPr>
+          <w:cantSplit/>
+        </w:trPr>
+        <w:tc>
+          <w:tcPr>
+            <w:tcW w:type="dxa" w:w="1750"/>
+            <w:vAlign w:val="center"/>
+          </w:tcPr>
+          <w:p>
+            <w:pPr>
+              <w:spacing w:before="0" w:after="0" w:line="252" w:lineRule="auto"/>
+              <w:jc w:val="left"/>
+            </w:pPr>
+            <w:r>
+              <w:rPr>
+                <w:rFonts w:ascii="微软雅黑" w:hAnsi="微软雅黑" w:eastAsia="微软雅黑"/>
+                <w:b w:val="0"/>
+                <w:sz w:val="17"/>
+              </w:rPr>
+              <w:t>xTrimInterval</w:t>
+            </w:r>
+          </w:p>
+        </w:tc>
+        <w:tc>
+          <w:tcPr>
+            <w:tcW w:type="dxa" w:w="1050"/>
+            <w:vAlign w:val="center"/>
+          </w:tcPr>
+          <w:p>
+            <w:pPr>
+              <w:spacing w:before="0" w:after="0" w:line="252" w:lineRule="auto"/>
+              <w:jc w:val="center"/>
+            </w:pPr>
+            <w:r>
+              <w:rPr>
+                <w:rFonts w:ascii="微软雅黑" w:hAnsi="微软雅黑" w:eastAsia="微软雅黑"/>
+                <w:b w:val="0"/>
+                <w:sz w:val="17"/>
+              </w:rPr>
+              <w:t>1800000</w:t>
+            </w:r>
+          </w:p>
+        </w:tc>
+        <w:tc>
+          <w:tcPr>
+            <w:tcW w:type="dxa" w:w="1450"/>
+            <w:vAlign w:val="center"/>
+          </w:tcPr>
+          <w:p>
+            <w:pPr>
+              <w:spacing w:before="0" w:after="0" w:line="252" w:lineRule="auto"/>
+              <w:jc w:val="center"/>
+            </w:pPr>
+            <w:r>
+              <w:rPr>
+                <w:rFonts w:ascii="微软雅黑" w:hAnsi="微软雅黑" w:eastAsia="微软雅黑"/>
+                <w:b w:val="0"/>
+                <w:sz w:val="17"/>
+              </w:rPr>
+              <w:t>Redis Stream</w:t>
+            </w:r>
+          </w:p>
+        </w:tc>
+        <w:tc>
+          <w:tcPr>
+            <w:tcW w:type="dxa" w:w="3816"/>
+            <w:vAlign w:val="center"/>
+          </w:tcPr>
+          <w:p>
+            <w:pPr>
+              <w:spacing w:before="0" w:after="0" w:line="252" w:lineRule="auto"/>
+              <w:jc w:val="left"/>
+            </w:pPr>
+            <w:r>
+              <w:rPr>
+                <w:rFonts w:ascii="微软雅黑" w:hAnsi="微软雅黑" w:eastAsia="微软雅黑"/>
+                <w:b w:val="0"/>
+                <w:sz w:val="17"/>
+              </w:rPr>
+              <w:t>Stream 自动 XTrim 间隔，毫秒</w:t>
+            </w:r>
+          </w:p>
+        </w:tc>
+      </w:tr>
+    </w:tbl>
+    <w:p>
+      <w:pPr>
+        <w:pStyle w:val="3"/>
+      </w:pPr>
+      <w:r>
+        <w:t>1.4 各后端可靠消费行为</w:t>
+      </w:r>
+    </w:p>
+    <w:p>
+      <w:pPr/>
+      <w:r>
+        <w:t>Redis：Stream 模式使用 XAUTOCLAIM 周期认领超时 Pending（要求 Redis 6.2+）；List/Subscriber 模式通过重新入队或重新发布实现应用异常重试。</w:t>
+      </w:r>
+    </w:p>
+    <w:p>
+      <w:pPr/>
+      <w:r>
+        <w:t>RabbitMQ：为每个源队列和 routing key 建立固定 TTL 重试队列，并建立带 deadLetterSuffix 后缀的死信队列。</w:t>
+      </w:r>
+    </w:p>
+    <w:p>
+      <w:pPr/>
+      <w:r>
+        <w:t>Kafka：启用重试时关闭自动 Offset 提交；失败后 Seek 当前 Offset，处理成功或死信写入成功后再提交源 Offset。</w:t>
+      </w:r>
+    </w:p>
+    <w:p>
+      <w:pPr/>
+      <w:r>
+        <w:t>MQTT：默认关闭协议层自动 ACK。Broker 崩溃恢复能力依赖 QoS、持久会话和固定 clientId；消费者仍需保证业务幂等。</w:t>
+      </w:r>
+    </w:p>
+    <w:p>
+      <w:pPr/>
+      <w:r>
+        <w:t>注意：无法仅凭死信判断故障来自进程崩溃还是业务异常。请结合 FailureType、FailureReason、DeliveryCount 和业务日志定位，并按 MessageId 或业务键实现幂等。</w:t>
+      </w:r>
+    </w:p>
+    <w:p>
+      <w:pPr>
         <w:pStyle w:val="2"/>
         <w:jc w:val="center"/>
         <w:rPr>
@@ -4542,76 +5923,7 @@
         </w:rPr>
       </w:pPr>
       <w:r>
-        <w:rPr>
-          <w:rFonts w:ascii="新宋体" w:eastAsia="新宋体" w:cs="新宋体"/>
-          <w:color w:val="000000"/>
-          <w:kern w:val="0"/>
-          <w:sz w:val="19"/>
-          <w:szCs w:val="19"/>
-        </w:rPr>
-        <w:t xml:space="preserve">            </w:t>
-      </w:r>
-      <w:r>
-        <w:rPr>
-          <w:rFonts w:ascii="新宋体" w:eastAsia="新宋体" w:cs="新宋体"/>
-          <w:color w:val="0000FF"/>
-          <w:kern w:val="0"/>
-          <w:sz w:val="19"/>
-          <w:szCs w:val="19"/>
-        </w:rPr>
-        <w:t>string</w:t>
-      </w:r>
-      <w:r>
-        <w:rPr>
-          <w:rFonts w:ascii="新宋体" w:eastAsia="新宋体" w:cs="新宋体"/>
-          <w:color w:val="000000"/>
-          <w:kern w:val="0"/>
-          <w:sz w:val="19"/>
-          <w:szCs w:val="19"/>
-        </w:rPr>
-        <w:t xml:space="preserve"> </w:t>
-      </w:r>
-      <w:proofErr w:type="spellStart"/>
-      <w:r>
-        <w:rPr>
-          <w:rFonts w:ascii="新宋体" w:eastAsia="新宋体" w:cs="新宋体"/>
-          <w:color w:val="000000"/>
-          <w:kern w:val="0"/>
-          <w:sz w:val="19"/>
-          <w:szCs w:val="19"/>
-        </w:rPr>
-        <w:t>connectString</w:t>
-      </w:r>
-      <w:proofErr w:type="spellEnd"/>
-      <w:r>
-        <w:rPr>
-          <w:rFonts w:ascii="新宋体" w:eastAsia="新宋体" w:cs="新宋体"/>
-          <w:color w:val="000000"/>
-          <w:kern w:val="0"/>
-          <w:sz w:val="19"/>
-          <w:szCs w:val="19"/>
-        </w:rPr>
-        <w:t xml:space="preserve"> = </w:t>
-      </w:r>
-      <w:r>
-        <w:rPr>
-          <w:rFonts w:ascii="新宋体" w:eastAsia="新宋体" w:cs="新宋体"/>
-          <w:color w:val="A31515"/>
-          <w:kern w:val="0"/>
-          <w:sz w:val="19"/>
-          <w:szCs w:val="19"/>
-        </w:rPr>
-        <w:t>"server=127.0.0.1%3a9092;groupId=1122;saslMechanism=0;securityProtocol=0;offsetType=1;autoCommit=0;"</w:t>
-      </w:r>
-      <w:r>
-        <w:rPr>
-          <w:rFonts w:ascii="新宋体" w:eastAsia="新宋体" w:cs="新宋体"/>
-          <w:color w:val="000000"/>
-          <w:kern w:val="0"/>
-          <w:sz w:val="19"/>
-          <w:szCs w:val="19"/>
-        </w:rPr>
-        <w:t>;</w:t>
+        <w:t>string connectString = "server=127.0.0.1%3a9092;groupId=1122;autoCommit=0;ackMode=manual;retryEnabled=1;maxRetry=4;retryDelay=1000;deadLetterEnabled=1;deadLetterSuffix=.DLQ;";</w:t>
       </w:r>
     </w:p>
     <w:p>
@@ -4629,6 +5941,20 @@
         </w:rPr>
       </w:pPr>
       <w:r>
+        <w:t>string type = "kafkamq";</w:t>
+      </w:r>
+    </w:p>
+    <w:p>
+      <w:pPr>
+        <w:rPr>
+          <w:rFonts w:ascii="新宋体" w:eastAsia="新宋体" w:cs="新宋体" w:hint="eastAsia"/>
+          <w:color w:val="000000"/>
+          <w:kern w:val="0"/>
+          <w:sz w:val="19"/>
+          <w:szCs w:val="19"/>
+        </w:rPr>
+      </w:pPr>
+      <w:r>
         <w:rPr>
           <w:rFonts w:ascii="新宋体" w:eastAsia="新宋体" w:cs="新宋体"/>
           <w:color w:val="000000"/>
@@ -4638,79 +5964,6 @@
         </w:rPr>
         <w:t xml:space="preserve">            </w:t>
       </w:r>
-      <w:r>
-        <w:rPr>
-          <w:rFonts w:ascii="新宋体" w:eastAsia="新宋体" w:cs="新宋体"/>
-          <w:color w:val="0000FF"/>
-          <w:kern w:val="0"/>
-          <w:sz w:val="19"/>
-          <w:szCs w:val="19"/>
-        </w:rPr>
-        <w:t>string</w:t>
-      </w:r>
-      <w:r>
-        <w:rPr>
-          <w:rFonts w:ascii="新宋体" w:eastAsia="新宋体" w:cs="新宋体"/>
-          <w:color w:val="000000"/>
-          <w:kern w:val="0"/>
-          <w:sz w:val="19"/>
-          <w:szCs w:val="19"/>
-        </w:rPr>
-        <w:t xml:space="preserve"> type = </w:t>
-      </w:r>
-      <w:r>
-        <w:rPr>
-          <w:rFonts w:ascii="新宋体" w:eastAsia="新宋体" w:cs="新宋体"/>
-          <w:color w:val="A31515"/>
-          <w:kern w:val="0"/>
-          <w:sz w:val="19"/>
-          <w:szCs w:val="19"/>
-        </w:rPr>
-        <w:t>"</w:t>
-      </w:r>
-      <w:proofErr w:type="spellStart"/>
-      <w:r>
-        <w:rPr>
-          <w:rFonts w:ascii="新宋体" w:eastAsia="新宋体" w:cs="新宋体"/>
-          <w:color w:val="A31515"/>
-          <w:kern w:val="0"/>
-          <w:sz w:val="19"/>
-          <w:szCs w:val="19"/>
-        </w:rPr>
-        <w:t>kafkamq</w:t>
-      </w:r>
-      <w:proofErr w:type="spellEnd"/>
-      <w:r>
-        <w:rPr>
-          <w:rFonts w:ascii="新宋体" w:eastAsia="新宋体" w:cs="新宋体"/>
-          <w:color w:val="A31515"/>
-          <w:kern w:val="0"/>
-          <w:sz w:val="19"/>
-          <w:szCs w:val="19"/>
-        </w:rPr>
-        <w:t>"</w:t>
-      </w:r>
-    </w:p>
-    <w:p>
-      <w:pPr>
-        <w:rPr>
-          <w:rFonts w:ascii="新宋体" w:eastAsia="新宋体" w:cs="新宋体" w:hint="eastAsia"/>
-          <w:color w:val="000000"/>
-          <w:kern w:val="0"/>
-          <w:sz w:val="19"/>
-          <w:szCs w:val="19"/>
-        </w:rPr>
-      </w:pPr>
-      <w:r>
-        <w:rPr>
-          <w:rFonts w:ascii="新宋体" w:eastAsia="新宋体" w:cs="新宋体"/>
-          <w:color w:val="000000"/>
-          <w:kern w:val="0"/>
-          <w:sz w:val="19"/>
-          <w:szCs w:val="19"/>
-        </w:rPr>
-        <w:t xml:space="preserve">            </w:t>
-      </w:r>
       <w:proofErr w:type="spellStart"/>
       <w:r>
         <w:rPr>
@@ -5051,352 +6304,10 @@
       </w:pPr>
     </w:p>
     <w:p>
-      <w:pPr>
-        <w:rPr>
-          <w:rFonts w:ascii="新宋体" w:eastAsia="新宋体" w:cs="新宋体" w:hint="eastAsia"/>
-          <w:color w:val="000000"/>
-          <w:kern w:val="0"/>
-          <w:sz w:val="19"/>
-          <w:szCs w:val="19"/>
-        </w:rPr>
-      </w:pPr>
-      <w:r>
-        <w:rPr>
-          <w:rFonts w:ascii="新宋体" w:eastAsia="新宋体" w:cs="新宋体" w:hint="eastAsia"/>
-          <w:color w:val="000000"/>
-          <w:kern w:val="0"/>
-          <w:sz w:val="19"/>
-          <w:szCs w:val="19"/>
-        </w:rPr>
-        <w:t>==</w:t>
-      </w:r>
-      <w:proofErr w:type="spellStart"/>
-      <w:r>
-        <w:rPr>
-          <w:rFonts w:ascii="新宋体" w:eastAsia="新宋体" w:cs="新宋体" w:hint="eastAsia"/>
-          <w:color w:val="000000"/>
-          <w:kern w:val="0"/>
-          <w:sz w:val="19"/>
-          <w:szCs w:val="19"/>
-        </w:rPr>
-        <w:t>kafka</w:t>
-      </w:r>
-      <w:proofErr w:type="spellEnd"/>
-      <w:r>
-        <w:rPr>
-          <w:rFonts w:ascii="新宋体" w:eastAsia="新宋体" w:cs="新宋体" w:hint="eastAsia"/>
-          <w:color w:val="000000"/>
-          <w:kern w:val="0"/>
-          <w:sz w:val="19"/>
-          <w:szCs w:val="19"/>
-        </w:rPr>
-        <w:t xml:space="preserve"> </w:t>
-      </w:r>
-      <w:proofErr w:type="spellStart"/>
-      <w:r>
-        <w:rPr>
-          <w:rFonts w:ascii="新宋体" w:eastAsia="新宋体" w:cs="新宋体" w:hint="eastAsia"/>
-          <w:color w:val="000000"/>
-          <w:kern w:val="0"/>
-          <w:sz w:val="19"/>
-          <w:szCs w:val="19"/>
-        </w:rPr>
-        <w:t>mq</w:t>
-      </w:r>
-      <w:proofErr w:type="spellEnd"/>
-      <w:r>
-        <w:rPr>
-          <w:rFonts w:ascii="新宋体" w:eastAsia="新宋体" w:cs="新宋体" w:hint="eastAsia"/>
-          <w:color w:val="000000"/>
-          <w:kern w:val="0"/>
-          <w:sz w:val="19"/>
-          <w:szCs w:val="19"/>
-        </w:rPr>
-        <w:t>==</w:t>
-      </w:r>
-    </w:p>
-    <w:p>
-      <w:pPr>
-        <w:rPr>
-          <w:rFonts w:ascii="新宋体" w:eastAsia="新宋体" w:cs="新宋体" w:hint="eastAsia"/>
-          <w:color w:val="000000"/>
-          <w:kern w:val="0"/>
-          <w:sz w:val="19"/>
-          <w:szCs w:val="19"/>
-        </w:rPr>
-      </w:pPr>
-      <w:proofErr w:type="spellStart"/>
-      <w:r>
-        <w:rPr>
-          <w:rFonts w:ascii="新宋体" w:eastAsia="新宋体" w:cs="新宋体" w:hint="eastAsia"/>
-          <w:color w:val="000000"/>
-          <w:kern w:val="0"/>
-          <w:sz w:val="19"/>
-          <w:szCs w:val="19"/>
-        </w:rPr>
-        <w:t>MQInfoItem</w:t>
-      </w:r>
-      <w:proofErr w:type="spellEnd"/>
-      <w:r>
-        <w:rPr>
-          <w:rFonts w:ascii="新宋体" w:eastAsia="新宋体" w:cs="新宋体" w:hint="eastAsia"/>
-          <w:color w:val="000000"/>
-          <w:kern w:val="0"/>
-          <w:sz w:val="19"/>
-          <w:szCs w:val="19"/>
-        </w:rPr>
-        <w:t xml:space="preserve"> info = </w:t>
-      </w:r>
-      <w:proofErr w:type="spellStart"/>
-      <w:r>
-        <w:rPr>
-          <w:rFonts w:ascii="新宋体" w:eastAsia="新宋体" w:cs="新宋体" w:hint="eastAsia"/>
-          <w:color w:val="000000"/>
-          <w:kern w:val="0"/>
-          <w:sz w:val="19"/>
-          <w:szCs w:val="19"/>
-        </w:rPr>
-        <w:t>MQUnit.GetMQInfo</w:t>
-      </w:r>
-      <w:proofErr w:type="spellEnd"/>
-      <w:r>
-        <w:rPr>
-          <w:rFonts w:ascii="新宋体" w:eastAsia="新宋体" w:cs="新宋体" w:hint="eastAsia"/>
-          <w:color w:val="000000"/>
-          <w:kern w:val="0"/>
-          <w:sz w:val="19"/>
-          <w:szCs w:val="19"/>
-        </w:rPr>
-        <w:t>(</w:t>
-      </w:r>
-      <w:proofErr w:type="spellStart"/>
-      <w:r>
-        <w:rPr>
-          <w:rFonts w:ascii="新宋体" w:eastAsia="新宋体" w:cs="新宋体" w:hint="eastAsia"/>
-          <w:color w:val="000000"/>
-          <w:kern w:val="0"/>
-          <w:sz w:val="19"/>
-          <w:szCs w:val="19"/>
-        </w:rPr>
-        <w:t>MQName</w:t>
-      </w:r>
-      <w:proofErr w:type="spellEnd"/>
-      <w:r>
-        <w:rPr>
-          <w:rFonts w:ascii="新宋体" w:eastAsia="新宋体" w:cs="新宋体" w:hint="eastAsia"/>
-          <w:color w:val="000000"/>
-          <w:kern w:val="0"/>
-          <w:sz w:val="19"/>
-          <w:szCs w:val="19"/>
-        </w:rPr>
-        <w:t>);</w:t>
-      </w:r>
-    </w:p>
-    <w:p>
-      <w:pPr>
-        <w:rPr>
-          <w:rFonts w:ascii="新宋体" w:eastAsia="新宋体" w:cs="新宋体" w:hint="eastAsia"/>
-          <w:color w:val="000000"/>
-          <w:kern w:val="0"/>
-          <w:sz w:val="19"/>
-          <w:szCs w:val="19"/>
-        </w:rPr>
-      </w:pPr>
-      <w:r>
-        <w:rPr>
-          <w:rFonts w:ascii="新宋体" w:eastAsia="新宋体" w:cs="新宋体" w:hint="eastAsia"/>
-          <w:color w:val="000000"/>
-          <w:kern w:val="0"/>
-          <w:sz w:val="19"/>
-          <w:szCs w:val="19"/>
-        </w:rPr>
-        <w:t xml:space="preserve"> </w:t>
-      </w:r>
-      <w:proofErr w:type="spellStart"/>
-      <w:r>
-        <w:rPr>
-          <w:rFonts w:ascii="新宋体" w:eastAsia="新宋体" w:cs="新宋体" w:hint="eastAsia"/>
-          <w:color w:val="000000"/>
-          <w:kern w:val="0"/>
-          <w:sz w:val="19"/>
-          <w:szCs w:val="19"/>
-        </w:rPr>
-        <w:t>KafkaMQConfig</w:t>
-      </w:r>
-      <w:proofErr w:type="spellEnd"/>
-      <w:r>
-        <w:rPr>
-          <w:rFonts w:ascii="新宋体" w:eastAsia="新宋体" w:cs="新宋体" w:hint="eastAsia"/>
-          <w:color w:val="000000"/>
-          <w:kern w:val="0"/>
-          <w:sz w:val="19"/>
-          <w:szCs w:val="19"/>
-        </w:rPr>
-        <w:t xml:space="preserve"> </w:t>
-      </w:r>
-      <w:proofErr w:type="spellStart"/>
-      <w:r>
-        <w:rPr>
-          <w:rFonts w:ascii="新宋体" w:eastAsia="新宋体" w:cs="新宋体" w:hint="eastAsia"/>
-          <w:color w:val="000000"/>
-          <w:kern w:val="0"/>
-          <w:sz w:val="19"/>
-          <w:szCs w:val="19"/>
-        </w:rPr>
-        <w:t>kfkConfig</w:t>
-      </w:r>
-      <w:proofErr w:type="spellEnd"/>
-      <w:r>
-        <w:rPr>
-          <w:rFonts w:ascii="新宋体" w:eastAsia="新宋体" w:cs="新宋体" w:hint="eastAsia"/>
-          <w:color w:val="000000"/>
-          <w:kern w:val="0"/>
-          <w:sz w:val="19"/>
-          <w:szCs w:val="19"/>
-        </w:rPr>
-        <w:t xml:space="preserve"> = </w:t>
-      </w:r>
-      <w:proofErr w:type="spellStart"/>
-      <w:r>
-        <w:rPr>
-          <w:rFonts w:ascii="新宋体" w:eastAsia="新宋体" w:cs="新宋体" w:hint="eastAsia"/>
-          <w:color w:val="000000"/>
-          <w:kern w:val="0"/>
-          <w:sz w:val="19"/>
-          <w:szCs w:val="19"/>
-        </w:rPr>
-        <w:t>info.Config</w:t>
-      </w:r>
-      <w:proofErr w:type="spellEnd"/>
-      <w:r>
-        <w:rPr>
-          <w:rFonts w:ascii="新宋体" w:eastAsia="新宋体" w:cs="新宋体" w:hint="eastAsia"/>
-          <w:color w:val="000000"/>
-          <w:kern w:val="0"/>
-          <w:sz w:val="19"/>
-          <w:szCs w:val="19"/>
-        </w:rPr>
-        <w:t xml:space="preserve"> as </w:t>
-      </w:r>
-      <w:proofErr w:type="spellStart"/>
-      <w:r>
-        <w:rPr>
-          <w:rFonts w:ascii="新宋体" w:eastAsia="新宋体" w:cs="新宋体" w:hint="eastAsia"/>
-          <w:color w:val="000000"/>
-          <w:kern w:val="0"/>
-          <w:sz w:val="19"/>
-          <w:szCs w:val="19"/>
-        </w:rPr>
-        <w:t>KafkaMQConfig</w:t>
-      </w:r>
-      <w:proofErr w:type="spellEnd"/>
-      <w:r>
-        <w:rPr>
-          <w:rFonts w:ascii="新宋体" w:eastAsia="新宋体" w:cs="新宋体" w:hint="eastAsia"/>
-          <w:color w:val="000000"/>
-          <w:kern w:val="0"/>
-          <w:sz w:val="19"/>
-          <w:szCs w:val="19"/>
-        </w:rPr>
-        <w:t>;</w:t>
-      </w:r>
-    </w:p>
-    <w:p>
-      <w:pPr>
-        <w:rPr>
-          <w:rFonts w:ascii="新宋体" w:eastAsia="新宋体" w:cs="新宋体" w:hint="eastAsia"/>
-          <w:color w:val="000000"/>
-          <w:kern w:val="0"/>
-          <w:sz w:val="19"/>
-          <w:szCs w:val="19"/>
-        </w:rPr>
-      </w:pPr>
-      <w:r>
-        <w:rPr>
-          <w:rFonts w:ascii="新宋体" w:eastAsia="新宋体" w:cs="新宋体" w:hint="eastAsia"/>
-          <w:color w:val="000000"/>
-          <w:kern w:val="0"/>
-          <w:sz w:val="19"/>
-          <w:szCs w:val="19"/>
-        </w:rPr>
-        <w:t xml:space="preserve"> </w:t>
-      </w:r>
-      <w:proofErr w:type="spellStart"/>
-      <w:r>
-        <w:rPr>
-          <w:rFonts w:ascii="新宋体" w:eastAsia="新宋体" w:cs="新宋体" w:hint="eastAsia"/>
-          <w:color w:val="000000"/>
-          <w:kern w:val="0"/>
-          <w:sz w:val="19"/>
-          <w:szCs w:val="19"/>
-        </w:rPr>
-        <w:t>kfkConfig.TopicPartitionOffset</w:t>
-      </w:r>
-      <w:proofErr w:type="spellEnd"/>
-      <w:r>
-        <w:rPr>
-          <w:rFonts w:ascii="新宋体" w:eastAsia="新宋体" w:cs="新宋体" w:hint="eastAsia"/>
-          <w:color w:val="000000"/>
-          <w:kern w:val="0"/>
-          <w:sz w:val="19"/>
-          <w:szCs w:val="19"/>
-        </w:rPr>
-        <w:t xml:space="preserve"> = 0;</w:t>
-      </w:r>
-    </w:p>
-    <w:p>
-      <w:pPr>
-        <w:rPr>
-          <w:rFonts w:ascii="新宋体" w:eastAsia="新宋体" w:cs="新宋体"/>
-          <w:color w:val="000000"/>
-          <w:kern w:val="0"/>
-          <w:sz w:val="19"/>
-          <w:szCs w:val="19"/>
-        </w:rPr>
-      </w:pPr>
-      <w:r>
-        <w:rPr>
-          <w:rFonts w:ascii="新宋体" w:eastAsia="新宋体" w:cs="新宋体" w:hint="eastAsia"/>
-          <w:color w:val="000000"/>
-          <w:kern w:val="0"/>
-          <w:sz w:val="19"/>
-          <w:szCs w:val="19"/>
-        </w:rPr>
-        <w:t xml:space="preserve"> </w:t>
-      </w:r>
-      <w:proofErr w:type="spellStart"/>
-      <w:r>
-        <w:rPr>
-          <w:rFonts w:ascii="新宋体" w:eastAsia="新宋体" w:cs="新宋体" w:hint="eastAsia"/>
-          <w:color w:val="000000"/>
-          <w:kern w:val="0"/>
-          <w:sz w:val="19"/>
-          <w:szCs w:val="19"/>
-        </w:rPr>
-        <w:t>kfkConfig.TopicPartitionIndex</w:t>
-      </w:r>
-      <w:proofErr w:type="spellEnd"/>
-      <w:r>
-        <w:rPr>
-          <w:rFonts w:ascii="新宋体" w:eastAsia="新宋体" w:cs="新宋体" w:hint="eastAsia"/>
-          <w:color w:val="000000"/>
-          <w:kern w:val="0"/>
-          <w:sz w:val="19"/>
-          <w:szCs w:val="19"/>
-        </w:rPr>
-        <w:t xml:space="preserve"> = 0;</w:t>
-      </w:r>
-    </w:p>
-    <w:p>
-      <w:pPr>
-        <w:rPr>
-          <w:rFonts w:ascii="新宋体" w:eastAsia="新宋体" w:cs="新宋体" w:hint="eastAsia"/>
-          <w:color w:val="000000"/>
-          <w:kern w:val="0"/>
-          <w:sz w:val="19"/>
-          <w:szCs w:val="19"/>
-        </w:rPr>
-      </w:pPr>
+      <w:pPr/>
+      <w:r>
+        <w:t>Kafka 起始位点请通过连接字符串配置 startOffset 和 partitionIndex。只有显式配置 startOffset 时才覆盖消费组已有位点；正常按消费组续传时应省略该参数。</w:t>
+      </w:r>
     </w:p>
     <w:p>
       <w:pPr>
@@ -6008,1424 +6919,433 @@
     </w:p>
     <w:p>
       <w:pPr>
-        <w:autoSpaceDE w:val="0"/>
-        <w:autoSpaceDN w:val="0"/>
-        <w:adjustRightInd w:val="0"/>
-        <w:jc w:val="left"/>
-        <w:rPr>
-          <w:rFonts w:ascii="新宋体" w:eastAsia="新宋体" w:cs="新宋体" w:hint="eastAsia"/>
-          <w:color w:val="000000"/>
-          <w:kern w:val="0"/>
-          <w:sz w:val="19"/>
-          <w:szCs w:val="19"/>
-        </w:rPr>
-      </w:pPr>
-      <w:proofErr w:type="spellStart"/>
-      <w:r>
-        <w:rPr>
-          <w:rFonts w:ascii="新宋体" w:eastAsia="新宋体" w:cs="新宋体"/>
-          <w:color w:val="000000"/>
-          <w:kern w:val="0"/>
-          <w:sz w:val="19"/>
-          <w:szCs w:val="19"/>
-        </w:rPr>
-        <w:t>MQListener</w:t>
-      </w:r>
-      <w:proofErr w:type="spellEnd"/>
-      <w:r>
-        <w:rPr>
-          <w:rFonts w:ascii="新宋体" w:eastAsia="新宋体" w:cs="新宋体"/>
-          <w:color w:val="000000"/>
-          <w:kern w:val="0"/>
-          <w:sz w:val="19"/>
-          <w:szCs w:val="19"/>
-        </w:rPr>
-        <w:t xml:space="preserve"> listener= </w:t>
-      </w:r>
-      <w:proofErr w:type="spellStart"/>
-      <w:r>
-        <w:rPr>
-          <w:rFonts w:ascii="新宋体" w:eastAsia="新宋体" w:cs="新宋体"/>
-          <w:color w:val="000000"/>
-          <w:kern w:val="0"/>
-          <w:sz w:val="19"/>
-          <w:szCs w:val="19"/>
-        </w:rPr>
-        <w:t>MQUnit.GetMQListener</w:t>
-      </w:r>
-      <w:proofErr w:type="spellEnd"/>
-      <w:r>
-        <w:rPr>
-          <w:rFonts w:ascii="新宋体" w:eastAsia="新宋体" w:cs="新宋体"/>
-          <w:color w:val="000000"/>
-          <w:kern w:val="0"/>
-          <w:sz w:val="19"/>
-          <w:szCs w:val="19"/>
-        </w:rPr>
-        <w:t>(</w:t>
-      </w:r>
-      <w:r>
-        <w:rPr>
-          <w:rFonts w:ascii="新宋体" w:eastAsia="新宋体" w:cs="新宋体"/>
-          <w:color w:val="A31515"/>
-          <w:kern w:val="0"/>
-          <w:sz w:val="19"/>
-          <w:szCs w:val="19"/>
-        </w:rPr>
-        <w:t>"</w:t>
-      </w:r>
-      <w:proofErr w:type="spellStart"/>
-      <w:r>
-        <w:rPr>
-          <w:rFonts w:ascii="新宋体" w:eastAsia="新宋体" w:cs="新宋体"/>
-          <w:color w:val="A31515"/>
-          <w:kern w:val="0"/>
-          <w:sz w:val="19"/>
-          <w:szCs w:val="19"/>
-        </w:rPr>
-        <w:t>myTest</w:t>
-      </w:r>
-      <w:proofErr w:type="spellEnd"/>
-      <w:r>
-        <w:rPr>
-          <w:rFonts w:ascii="新宋体" w:eastAsia="新宋体" w:cs="新宋体"/>
-          <w:color w:val="A31515"/>
-          <w:kern w:val="0"/>
-          <w:sz w:val="19"/>
-          <w:szCs w:val="19"/>
-        </w:rPr>
-        <w:t>"</w:t>
-      </w:r>
-      <w:r>
-        <w:rPr>
-          <w:rFonts w:ascii="新宋体" w:eastAsia="新宋体" w:cs="新宋体"/>
-          <w:color w:val="000000"/>
-          <w:kern w:val="0"/>
-          <w:sz w:val="19"/>
-          <w:szCs w:val="19"/>
-        </w:rPr>
-        <w:t>);</w:t>
-      </w:r>
-    </w:p>
-    <w:p>
-      <w:pPr>
-        <w:autoSpaceDE w:val="0"/>
-        <w:autoSpaceDN w:val="0"/>
-        <w:adjustRightInd w:val="0"/>
-        <w:jc w:val="left"/>
-        <w:rPr>
-          <w:rFonts w:ascii="新宋体" w:eastAsia="新宋体" w:cs="新宋体" w:hint="eastAsia"/>
-          <w:color w:val="000000"/>
-          <w:kern w:val="0"/>
-          <w:sz w:val="19"/>
-          <w:szCs w:val="19"/>
-        </w:rPr>
-      </w:pPr>
-      <w:proofErr w:type="spellStart"/>
-      <w:r>
-        <w:rPr>
-          <w:rFonts w:ascii="新宋体" w:eastAsia="新宋体" w:cs="新宋体"/>
-          <w:color w:val="000000"/>
-          <w:kern w:val="0"/>
-          <w:sz w:val="19"/>
-          <w:szCs w:val="19"/>
-        </w:rPr>
-        <w:t>listener.OnMQReceived</w:t>
-      </w:r>
-      <w:proofErr w:type="spellEnd"/>
-      <w:r>
-        <w:rPr>
-          <w:rFonts w:ascii="新宋体" w:eastAsia="新宋体" w:cs="新宋体"/>
-          <w:color w:val="000000"/>
-          <w:kern w:val="0"/>
-          <w:sz w:val="19"/>
-          <w:szCs w:val="19"/>
-        </w:rPr>
-        <w:t xml:space="preserve"> += </w:t>
-      </w:r>
-      <w:proofErr w:type="spellStart"/>
-      <w:r>
-        <w:rPr>
-          <w:rFonts w:ascii="新宋体" w:eastAsia="新宋体" w:cs="新宋体"/>
-          <w:color w:val="000000"/>
-          <w:kern w:val="0"/>
-          <w:sz w:val="19"/>
-          <w:szCs w:val="19"/>
-        </w:rPr>
-        <w:t>Listener_OnMQReceived</w:t>
-      </w:r>
-      <w:proofErr w:type="spellEnd"/>
-      <w:r>
-        <w:rPr>
-          <w:rFonts w:ascii="新宋体" w:eastAsia="新宋体" w:cs="新宋体"/>
-          <w:color w:val="000000"/>
-          <w:kern w:val="0"/>
-          <w:sz w:val="19"/>
-          <w:szCs w:val="19"/>
-        </w:rPr>
-        <w:t>;</w:t>
-      </w:r>
-      <w:r>
-        <w:rPr>
-          <w:rFonts w:ascii="新宋体" w:eastAsia="新宋体" w:cs="新宋体"/>
-          <w:color w:val="008000"/>
-          <w:kern w:val="0"/>
-          <w:sz w:val="19"/>
-          <w:szCs w:val="19"/>
-        </w:rPr>
-        <w:t>//</w:t>
-      </w:r>
-      <w:r>
-        <w:rPr>
-          <w:rFonts w:ascii="新宋体" w:eastAsia="新宋体" w:cs="新宋体" w:hint="eastAsia"/>
-          <w:color w:val="008000"/>
-          <w:kern w:val="0"/>
-          <w:sz w:val="19"/>
-          <w:szCs w:val="19"/>
-        </w:rPr>
-        <w:t>获取到数据的事件</w:t>
-      </w:r>
-    </w:p>
-    <w:p>
-      <w:pPr>
-        <w:autoSpaceDE w:val="0"/>
-        <w:autoSpaceDN w:val="0"/>
-        <w:adjustRightInd w:val="0"/>
-        <w:jc w:val="left"/>
-        <w:rPr>
-          <w:rFonts w:ascii="新宋体" w:eastAsia="新宋体" w:cs="新宋体" w:hint="eastAsia"/>
-          <w:color w:val="000000"/>
-          <w:kern w:val="0"/>
-          <w:sz w:val="19"/>
-          <w:szCs w:val="19"/>
-        </w:rPr>
-      </w:pPr>
-      <w:proofErr w:type="spellStart"/>
-      <w:r>
-        <w:rPr>
-          <w:rFonts w:ascii="新宋体" w:eastAsia="新宋体" w:cs="新宋体"/>
-          <w:color w:val="000000"/>
-          <w:kern w:val="0"/>
-          <w:sz w:val="19"/>
-          <w:szCs w:val="19"/>
-        </w:rPr>
-        <w:t>listener.OnMQException</w:t>
-      </w:r>
-      <w:proofErr w:type="spellEnd"/>
-      <w:r>
-        <w:rPr>
-          <w:rFonts w:ascii="新宋体" w:eastAsia="新宋体" w:cs="新宋体"/>
-          <w:color w:val="000000"/>
-          <w:kern w:val="0"/>
-          <w:sz w:val="19"/>
-          <w:szCs w:val="19"/>
-        </w:rPr>
-        <w:t xml:space="preserve"> += </w:t>
-      </w:r>
-      <w:proofErr w:type="spellStart"/>
-      <w:r>
-        <w:rPr>
-          <w:rFonts w:ascii="新宋体" w:eastAsia="新宋体" w:cs="新宋体"/>
-          <w:color w:val="000000"/>
-          <w:kern w:val="0"/>
-          <w:sz w:val="19"/>
-          <w:szCs w:val="19"/>
-        </w:rPr>
-        <w:t>Listener_OnMQException</w:t>
-      </w:r>
-      <w:proofErr w:type="spellEnd"/>
-      <w:r>
-        <w:rPr>
-          <w:rFonts w:ascii="新宋体" w:eastAsia="新宋体" w:cs="新宋体"/>
-          <w:color w:val="000000"/>
-          <w:kern w:val="0"/>
-          <w:sz w:val="19"/>
-          <w:szCs w:val="19"/>
-        </w:rPr>
-        <w:t>;</w:t>
-      </w:r>
-      <w:r>
-        <w:rPr>
-          <w:rFonts w:ascii="新宋体" w:eastAsia="新宋体" w:cs="新宋体"/>
-          <w:color w:val="008000"/>
-          <w:kern w:val="0"/>
-          <w:sz w:val="19"/>
-          <w:szCs w:val="19"/>
-        </w:rPr>
-        <w:t>//</w:t>
-      </w:r>
-      <w:r>
-        <w:rPr>
-          <w:rFonts w:ascii="新宋体" w:eastAsia="新宋体" w:cs="新宋体" w:hint="eastAsia"/>
-          <w:color w:val="008000"/>
-          <w:kern w:val="0"/>
-          <w:sz w:val="19"/>
-          <w:szCs w:val="19"/>
-        </w:rPr>
-        <w:t>报异常的事件</w:t>
-      </w:r>
-    </w:p>
-    <w:p>
-      <w:pPr>
-        <w:autoSpaceDE w:val="0"/>
-        <w:autoSpaceDN w:val="0"/>
-        <w:adjustRightInd w:val="0"/>
-        <w:jc w:val="left"/>
-        <w:rPr>
-          <w:rFonts w:ascii="新宋体" w:eastAsia="新宋体" w:cs="新宋体" w:hint="eastAsia"/>
-          <w:color w:val="000000"/>
-          <w:kern w:val="0"/>
-          <w:sz w:val="19"/>
-          <w:szCs w:val="19"/>
-        </w:rPr>
-      </w:pPr>
-      <w:proofErr w:type="spellStart"/>
-      <w:r>
-        <w:rPr>
-          <w:rFonts w:ascii="新宋体" w:eastAsia="新宋体" w:cs="新宋体"/>
-          <w:color w:val="000000"/>
-          <w:kern w:val="0"/>
-          <w:sz w:val="19"/>
-          <w:szCs w:val="19"/>
-        </w:rPr>
-        <w:t>listener.StartListend</w:t>
-      </w:r>
-      <w:proofErr w:type="spellEnd"/>
-      <w:r>
-        <w:rPr>
-          <w:rFonts w:ascii="新宋体" w:eastAsia="新宋体" w:cs="新宋体"/>
-          <w:color w:val="000000"/>
-          <w:kern w:val="0"/>
-          <w:sz w:val="19"/>
-          <w:szCs w:val="19"/>
-        </w:rPr>
-        <w:t>(</w:t>
-      </w:r>
-      <w:r>
-        <w:rPr>
-          <w:rFonts w:ascii="新宋体" w:eastAsia="新宋体" w:cs="新宋体"/>
-          <w:color w:val="0000FF"/>
-          <w:kern w:val="0"/>
-          <w:sz w:val="19"/>
-          <w:szCs w:val="19"/>
-        </w:rPr>
-        <w:t>new</w:t>
-      </w:r>
-      <w:r>
-        <w:rPr>
-          <w:rFonts w:ascii="新宋体" w:eastAsia="新宋体" w:cs="新宋体"/>
-          <w:color w:val="000000"/>
-          <w:kern w:val="0"/>
-          <w:sz w:val="19"/>
-          <w:szCs w:val="19"/>
-        </w:rPr>
-        <w:t xml:space="preserve"> </w:t>
-      </w:r>
-      <w:r>
-        <w:rPr>
-          <w:rFonts w:ascii="新宋体" w:eastAsia="新宋体" w:cs="新宋体"/>
-          <w:color w:val="0000FF"/>
-          <w:kern w:val="0"/>
-          <w:sz w:val="19"/>
-          <w:szCs w:val="19"/>
-        </w:rPr>
-        <w:t>string</w:t>
-      </w:r>
-      <w:r>
-        <w:rPr>
-          <w:rFonts w:ascii="新宋体" w:eastAsia="新宋体" w:cs="新宋体"/>
-          <w:color w:val="000000"/>
-          <w:kern w:val="0"/>
-          <w:sz w:val="19"/>
-          <w:szCs w:val="19"/>
-        </w:rPr>
-        <w:t xml:space="preserve">[] { </w:t>
-      </w:r>
-      <w:r>
-        <w:rPr>
-          <w:rFonts w:ascii="新宋体" w:eastAsia="新宋体" w:cs="新宋体"/>
-          <w:color w:val="A31515"/>
-          <w:kern w:val="0"/>
-          <w:sz w:val="19"/>
-          <w:szCs w:val="19"/>
-        </w:rPr>
-        <w:t>"</w:t>
-      </w:r>
-      <w:proofErr w:type="spellStart"/>
-      <w:r>
-        <w:rPr>
-          <w:rFonts w:ascii="新宋体" w:eastAsia="新宋体" w:cs="新宋体"/>
-          <w:color w:val="A31515"/>
-          <w:kern w:val="0"/>
-          <w:sz w:val="19"/>
-          <w:szCs w:val="19"/>
-        </w:rPr>
-        <w:t>app.Test</w:t>
-      </w:r>
-      <w:proofErr w:type="spellEnd"/>
-      <w:r>
-        <w:rPr>
-          <w:rFonts w:ascii="新宋体" w:eastAsia="新宋体" w:cs="新宋体"/>
-          <w:color w:val="A31515"/>
-          <w:kern w:val="0"/>
-          <w:sz w:val="19"/>
-          <w:szCs w:val="19"/>
-        </w:rPr>
-        <w:t>"</w:t>
-      </w:r>
-      <w:r>
-        <w:rPr>
-          <w:rFonts w:ascii="新宋体" w:eastAsia="新宋体" w:cs="新宋体"/>
-          <w:color w:val="000000"/>
-          <w:kern w:val="0"/>
-          <w:sz w:val="19"/>
-          <w:szCs w:val="19"/>
-        </w:rPr>
-        <w:t xml:space="preserve"> });</w:t>
-      </w:r>
-      <w:r>
-        <w:rPr>
-          <w:rFonts w:ascii="新宋体" w:eastAsia="新宋体" w:cs="新宋体"/>
-          <w:color w:val="008000"/>
-          <w:kern w:val="0"/>
-          <w:sz w:val="19"/>
-          <w:szCs w:val="19"/>
-        </w:rPr>
-        <w:t>//</w:t>
-      </w:r>
-      <w:r>
-        <w:rPr>
-          <w:rFonts w:ascii="新宋体" w:eastAsia="新宋体" w:cs="新宋体" w:hint="eastAsia"/>
-          <w:color w:val="008000"/>
-          <w:kern w:val="0"/>
-          <w:sz w:val="19"/>
-          <w:szCs w:val="19"/>
-        </w:rPr>
-        <w:t>开启监听</w:t>
-      </w:r>
-    </w:p>
-    <w:p>
-      <w:pPr>
-        <w:autoSpaceDE w:val="0"/>
-        <w:autoSpaceDN w:val="0"/>
-        <w:adjustRightInd w:val="0"/>
-        <w:jc w:val="left"/>
-        <w:rPr>
-          <w:rFonts w:ascii="新宋体" w:eastAsia="新宋体" w:cs="新宋体" w:hint="eastAsia"/>
-          <w:color w:val="000000"/>
-          <w:kern w:val="0"/>
-          <w:sz w:val="19"/>
-          <w:szCs w:val="19"/>
-        </w:rPr>
-      </w:pPr>
-      <w:r>
-        <w:rPr>
-          <w:rFonts w:ascii="新宋体" w:eastAsia="新宋体" w:cs="新宋体"/>
-          <w:color w:val="0000FF"/>
-          <w:kern w:val="0"/>
-          <w:sz w:val="19"/>
-          <w:szCs w:val="19"/>
-        </w:rPr>
-        <w:t>if</w:t>
-      </w:r>
-      <w:r>
-        <w:rPr>
-          <w:rFonts w:ascii="新宋体" w:eastAsia="新宋体" w:cs="新宋体"/>
-          <w:color w:val="000000"/>
-          <w:kern w:val="0"/>
-          <w:sz w:val="19"/>
-          <w:szCs w:val="19"/>
-        </w:rPr>
-        <w:t xml:space="preserve"> (!</w:t>
-      </w:r>
-      <w:proofErr w:type="spellStart"/>
-      <w:r>
-        <w:rPr>
-          <w:rFonts w:ascii="新宋体" w:eastAsia="新宋体" w:cs="新宋体"/>
-          <w:color w:val="000000"/>
-          <w:kern w:val="0"/>
-          <w:sz w:val="19"/>
-          <w:szCs w:val="19"/>
-        </w:rPr>
-        <w:t>listener.WaitStart</w:t>
-      </w:r>
-      <w:proofErr w:type="spellEnd"/>
-      <w:r>
-        <w:rPr>
-          <w:rFonts w:ascii="新宋体" w:eastAsia="新宋体" w:cs="新宋体"/>
-          <w:color w:val="000000"/>
-          <w:kern w:val="0"/>
-          <w:sz w:val="19"/>
-          <w:szCs w:val="19"/>
-        </w:rPr>
-        <w:t>(5000))</w:t>
-      </w:r>
-      <w:r>
-        <w:rPr>
-          <w:rFonts w:ascii="新宋体" w:eastAsia="新宋体" w:cs="新宋体"/>
-          <w:color w:val="008000"/>
-          <w:kern w:val="0"/>
-          <w:sz w:val="19"/>
-          <w:szCs w:val="19"/>
-        </w:rPr>
-        <w:t>//</w:t>
-      </w:r>
-      <w:r>
-        <w:rPr>
-          <w:rFonts w:ascii="新宋体" w:eastAsia="新宋体" w:cs="新宋体" w:hint="eastAsia"/>
-          <w:color w:val="008000"/>
-          <w:kern w:val="0"/>
-          <w:sz w:val="19"/>
-          <w:szCs w:val="19"/>
-        </w:rPr>
-        <w:t>等待监听开始，可以不写</w:t>
-      </w:r>
-    </w:p>
-    <w:p>
-      <w:pPr>
-        <w:autoSpaceDE w:val="0"/>
-        <w:autoSpaceDN w:val="0"/>
-        <w:adjustRightInd w:val="0"/>
-        <w:jc w:val="left"/>
-        <w:rPr>
-          <w:rFonts w:ascii="新宋体" w:eastAsia="新宋体" w:cs="新宋体" w:hint="eastAsia"/>
-          <w:color w:val="000000"/>
-          <w:kern w:val="0"/>
-          <w:sz w:val="19"/>
-          <w:szCs w:val="19"/>
-        </w:rPr>
-      </w:pPr>
-      <w:r>
-        <w:rPr>
-          <w:rFonts w:ascii="新宋体" w:eastAsia="新宋体" w:cs="新宋体"/>
-          <w:color w:val="000000"/>
-          <w:kern w:val="0"/>
-          <w:sz w:val="19"/>
-          <w:szCs w:val="19"/>
+        <w:pStyle w:val="4"/>
+      </w:pPr>
+      <w:r>
+        <w:t>2.3.1 消费、ACK、重试与死信</w:t>
+      </w:r>
+    </w:p>
+    <w:p>
+      <w:pPr>
+        <w:spacing w:after="0" w:line="240" w:lineRule="auto"/>
+      </w:pPr>
+      <w:r>
+        <w:rPr>
+          <w:rFonts w:ascii="Consolas" w:hAnsi="Consolas" w:eastAsia="Consolas"/>
+          <w:b w:val="0"/>
+          <w:sz w:val="18"/>
+        </w:rPr>
+        <w:t>MQListener listener = MQUnit.GetMQListener("myTest");</w:t>
+      </w:r>
+    </w:p>
+    <w:p>
+      <w:pPr>
+        <w:spacing w:after="0" w:line="240" w:lineRule="auto"/>
+      </w:pPr>
+      <w:r>
+        <w:rPr>
+          <w:rFonts w:ascii="Consolas" w:hAnsi="Consolas" w:eastAsia="Consolas"/>
+          <w:b w:val="0"/>
+          <w:sz w:val="18"/>
+        </w:rPr>
+        <w:t>listener.OnMQReceivedAsync += async (_, message) =&gt;</w:t>
+      </w:r>
+    </w:p>
+    <w:p>
+      <w:pPr>
+        <w:spacing w:after="0" w:line="240" w:lineRule="auto"/>
+      </w:pPr>
+      <w:r>
+        <w:rPr>
+          <w:rFonts w:ascii="Consolas" w:hAnsi="Consolas" w:eastAsia="Consolas"/>
+          <w:b w:val="0"/>
+          <w:sz w:val="18"/>
         </w:rPr>
         <w:t>{</w:t>
       </w:r>
     </w:p>
     <w:p>
       <w:pPr>
-        <w:autoSpaceDE w:val="0"/>
-        <w:autoSpaceDN w:val="0"/>
-        <w:adjustRightInd w:val="0"/>
-        <w:jc w:val="left"/>
-        <w:rPr>
-          <w:rFonts w:ascii="新宋体" w:eastAsia="新宋体" w:cs="新宋体" w:hint="eastAsia"/>
-          <w:color w:val="000000"/>
-          <w:kern w:val="0"/>
-          <w:sz w:val="19"/>
-          <w:szCs w:val="19"/>
-        </w:rPr>
-      </w:pPr>
-      <w:r>
-        <w:rPr>
-          <w:rFonts w:ascii="新宋体" w:eastAsia="新宋体" w:cs="新宋体"/>
-          <w:color w:val="000000"/>
-          <w:kern w:val="0"/>
-          <w:sz w:val="19"/>
-          <w:szCs w:val="19"/>
-        </w:rPr>
-        <w:t xml:space="preserve">    </w:t>
-      </w:r>
-      <w:proofErr w:type="spellStart"/>
-      <w:r>
-        <w:rPr>
-          <w:rFonts w:ascii="新宋体" w:eastAsia="新宋体" w:cs="新宋体"/>
-          <w:color w:val="000000"/>
-          <w:kern w:val="0"/>
-          <w:sz w:val="19"/>
-          <w:szCs w:val="19"/>
-        </w:rPr>
-        <w:t>Debug.WriteLine</w:t>
-      </w:r>
-      <w:proofErr w:type="spellEnd"/>
-      <w:r>
-        <w:rPr>
-          <w:rFonts w:ascii="新宋体" w:eastAsia="新宋体" w:cs="新宋体"/>
-          <w:color w:val="000000"/>
-          <w:kern w:val="0"/>
-          <w:sz w:val="19"/>
-          <w:szCs w:val="19"/>
-        </w:rPr>
-        <w:t>(</w:t>
-      </w:r>
-      <w:r>
-        <w:rPr>
-          <w:rFonts w:ascii="新宋体" w:eastAsia="新宋体" w:cs="新宋体"/>
-          <w:color w:val="A31515"/>
-          <w:kern w:val="0"/>
-          <w:sz w:val="19"/>
-          <w:szCs w:val="19"/>
-        </w:rPr>
-        <w:t>"</w:t>
-      </w:r>
-      <w:r>
-        <w:rPr>
-          <w:rFonts w:ascii="新宋体" w:eastAsia="新宋体" w:cs="新宋体" w:hint="eastAsia"/>
-          <w:color w:val="A31515"/>
-          <w:kern w:val="0"/>
-          <w:sz w:val="19"/>
-          <w:szCs w:val="19"/>
-        </w:rPr>
-        <w:t>等待开启超时</w:t>
-      </w:r>
-      <w:r>
-        <w:rPr>
-          <w:rFonts w:ascii="新宋体" w:eastAsia="新宋体" w:cs="新宋体"/>
-          <w:color w:val="A31515"/>
-          <w:kern w:val="0"/>
-          <w:sz w:val="19"/>
-          <w:szCs w:val="19"/>
-        </w:rPr>
-        <w:t>"</w:t>
-      </w:r>
-      <w:r>
-        <w:rPr>
-          <w:rFonts w:ascii="新宋体" w:eastAsia="新宋体" w:cs="新宋体"/>
-          <w:color w:val="000000"/>
-          <w:kern w:val="0"/>
-          <w:sz w:val="19"/>
-          <w:szCs w:val="19"/>
-        </w:rPr>
-        <w:t>);</w:t>
-      </w:r>
-    </w:p>
-    <w:p>
-      <w:pPr>
-        <w:rPr>
-          <w:rFonts w:ascii="新宋体" w:eastAsia="新宋体" w:cs="新宋体" w:hint="eastAsia"/>
-          <w:color w:val="000000"/>
-          <w:kern w:val="0"/>
-          <w:sz w:val="19"/>
-          <w:szCs w:val="19"/>
-        </w:rPr>
-      </w:pPr>
-      <w:r>
-        <w:rPr>
-          <w:rFonts w:ascii="新宋体" w:eastAsia="新宋体" w:cs="新宋体"/>
-          <w:color w:val="000000"/>
-          <w:kern w:val="0"/>
-          <w:sz w:val="19"/>
-          <w:szCs w:val="19"/>
-        </w:rPr>
-        <w:t>}</w:t>
-      </w:r>
-    </w:p>
-    <w:p>
-      <w:pPr>
-        <w:autoSpaceDE w:val="0"/>
-        <w:autoSpaceDN w:val="0"/>
-        <w:adjustRightInd w:val="0"/>
-        <w:jc w:val="left"/>
-        <w:rPr>
-          <w:rFonts w:ascii="新宋体" w:eastAsia="新宋体" w:cs="新宋体" w:hint="eastAsia"/>
-          <w:color w:val="000000"/>
-          <w:kern w:val="0"/>
-          <w:sz w:val="19"/>
-          <w:szCs w:val="19"/>
-        </w:rPr>
-      </w:pPr>
-      <w:r>
-        <w:rPr>
-          <w:rFonts w:ascii="新宋体" w:eastAsia="新宋体" w:cs="新宋体"/>
-          <w:color w:val="0000FF"/>
-          <w:kern w:val="0"/>
-          <w:sz w:val="19"/>
-          <w:szCs w:val="19"/>
-        </w:rPr>
-        <w:t>private</w:t>
-      </w:r>
-      <w:r>
-        <w:rPr>
-          <w:rFonts w:ascii="新宋体" w:eastAsia="新宋体" w:cs="新宋体"/>
-          <w:color w:val="000000"/>
-          <w:kern w:val="0"/>
-          <w:sz w:val="19"/>
-          <w:szCs w:val="19"/>
-        </w:rPr>
-        <w:t xml:space="preserve"> </w:t>
-      </w:r>
-      <w:r>
-        <w:rPr>
-          <w:rFonts w:ascii="新宋体" w:eastAsia="新宋体" w:cs="新宋体"/>
-          <w:color w:val="0000FF"/>
-          <w:kern w:val="0"/>
-          <w:sz w:val="19"/>
-          <w:szCs w:val="19"/>
-        </w:rPr>
-        <w:t>void</w:t>
-      </w:r>
-      <w:r>
-        <w:rPr>
-          <w:rFonts w:ascii="新宋体" w:eastAsia="新宋体" w:cs="新宋体"/>
-          <w:color w:val="000000"/>
-          <w:kern w:val="0"/>
-          <w:sz w:val="19"/>
-          <w:szCs w:val="19"/>
-        </w:rPr>
-        <w:t xml:space="preserve"> </w:t>
-      </w:r>
-      <w:proofErr w:type="spellStart"/>
-      <w:r>
-        <w:rPr>
-          <w:rFonts w:ascii="新宋体" w:eastAsia="新宋体" w:cs="新宋体"/>
-          <w:color w:val="000000"/>
-          <w:kern w:val="0"/>
-          <w:sz w:val="19"/>
-          <w:szCs w:val="19"/>
-        </w:rPr>
-        <w:t>Listener_OnMQException</w:t>
-      </w:r>
-      <w:proofErr w:type="spellEnd"/>
-      <w:r>
-        <w:rPr>
-          <w:rFonts w:ascii="新宋体" w:eastAsia="新宋体" w:cs="新宋体"/>
-          <w:color w:val="000000"/>
-          <w:kern w:val="0"/>
-          <w:sz w:val="19"/>
-          <w:szCs w:val="19"/>
-        </w:rPr>
-        <w:t>(</w:t>
-      </w:r>
-      <w:proofErr w:type="spellStart"/>
-      <w:r>
-        <w:rPr>
-          <w:rFonts w:ascii="新宋体" w:eastAsia="新宋体" w:cs="新宋体"/>
-          <w:color w:val="000000"/>
-          <w:kern w:val="0"/>
-          <w:sz w:val="19"/>
-          <w:szCs w:val="19"/>
-        </w:rPr>
-        <w:t>MQListener</w:t>
-      </w:r>
-      <w:proofErr w:type="spellEnd"/>
-      <w:r>
-        <w:rPr>
-          <w:rFonts w:ascii="新宋体" w:eastAsia="新宋体" w:cs="新宋体"/>
-          <w:color w:val="000000"/>
-          <w:kern w:val="0"/>
-          <w:sz w:val="19"/>
-          <w:szCs w:val="19"/>
-        </w:rPr>
-        <w:t xml:space="preserve"> sender, Exception ex)</w:t>
-      </w:r>
-    </w:p>
-    <w:p>
-      <w:pPr>
-        <w:autoSpaceDE w:val="0"/>
-        <w:autoSpaceDN w:val="0"/>
-        <w:adjustRightInd w:val="0"/>
-        <w:jc w:val="left"/>
-        <w:rPr>
-          <w:rFonts w:ascii="新宋体" w:eastAsia="新宋体" w:cs="新宋体" w:hint="eastAsia"/>
-          <w:color w:val="000000"/>
-          <w:kern w:val="0"/>
-          <w:sz w:val="19"/>
-          <w:szCs w:val="19"/>
-        </w:rPr>
-      </w:pPr>
-      <w:r>
-        <w:rPr>
-          <w:rFonts w:ascii="新宋体" w:eastAsia="新宋体" w:cs="新宋体"/>
-          <w:color w:val="000000"/>
-          <w:kern w:val="0"/>
-          <w:sz w:val="19"/>
-          <w:szCs w:val="19"/>
+        <w:spacing w:after="0" w:line="240" w:lineRule="auto"/>
+      </w:pPr>
+      <w:r>
+        <w:rPr>
+          <w:rFonts w:ascii="Consolas" w:hAnsi="Consolas" w:eastAsia="Consolas"/>
+          <w:b w:val="0"/>
+          <w:sz w:val="18"/>
+        </w:rPr>
+        <w:t xml:space="preserve">    try</w:t>
+      </w:r>
+    </w:p>
+    <w:p>
+      <w:pPr>
+        <w:spacing w:after="0" w:line="240" w:lineRule="auto"/>
+      </w:pPr>
+      <w:r>
+        <w:rPr>
+          <w:rFonts w:ascii="Consolas" w:hAnsi="Consolas" w:eastAsia="Consolas"/>
+          <w:b w:val="0"/>
+          <w:sz w:val="18"/>
+        </w:rPr>
+        <w:t xml:space="preserve">    {</w:t>
+      </w:r>
+    </w:p>
+    <w:p>
+      <w:pPr>
+        <w:spacing w:after="0" w:line="240" w:lineRule="auto"/>
+      </w:pPr>
+      <w:r>
+        <w:rPr>
+          <w:rFonts w:ascii="Consolas" w:hAnsi="Consolas" w:eastAsia="Consolas"/>
+          <w:b w:val="0"/>
+          <w:sz w:val="18"/>
+        </w:rPr>
+        <w:t xml:space="preserve">        await HandleAsync(message.Body);</w:t>
+      </w:r>
+    </w:p>
+    <w:p>
+      <w:pPr>
+        <w:spacing w:after="0" w:line="240" w:lineRule="auto"/>
+      </w:pPr>
+      <w:r>
+        <w:rPr>
+          <w:rFonts w:ascii="Consolas" w:hAnsi="Consolas" w:eastAsia="Consolas"/>
+          <w:b w:val="0"/>
+          <w:sz w:val="18"/>
+        </w:rPr>
+        <w:t xml:space="preserve">        await message.AckAsync();</w:t>
+      </w:r>
+    </w:p>
+    <w:p>
+      <w:pPr>
+        <w:spacing w:after="0" w:line="240" w:lineRule="auto"/>
+      </w:pPr>
+      <w:r>
+        <w:rPr>
+          <w:rFonts w:ascii="Consolas" w:hAnsi="Consolas" w:eastAsia="Consolas"/>
+          <w:b w:val="0"/>
+          <w:sz w:val="18"/>
+        </w:rPr>
+        <w:t xml:space="preserve">    }</w:t>
+      </w:r>
+    </w:p>
+    <w:p>
+      <w:pPr>
+        <w:spacing w:after="0" w:line="240" w:lineRule="auto"/>
+      </w:pPr>
+      <w:r>
+        <w:rPr>
+          <w:rFonts w:ascii="Consolas" w:hAnsi="Consolas" w:eastAsia="Consolas"/>
+          <w:b w:val="0"/>
+          <w:sz w:val="18"/>
+        </w:rPr>
+        <w:t xml:space="preserve">    catch (ValidationException ex)</w:t>
+      </w:r>
+    </w:p>
+    <w:p>
+      <w:pPr>
+        <w:spacing w:after="0" w:line="240" w:lineRule="auto"/>
+      </w:pPr>
+      <w:r>
+        <w:rPr>
+          <w:rFonts w:ascii="Consolas" w:hAnsi="Consolas" w:eastAsia="Consolas"/>
+          <w:b w:val="0"/>
+          <w:sz w:val="18"/>
+        </w:rPr>
+        <w:t xml:space="preserve">    {</w:t>
+      </w:r>
+    </w:p>
+    <w:p>
+      <w:pPr>
+        <w:spacing w:after="0" w:line="240" w:lineRule="auto"/>
+      </w:pPr>
+      <w:r>
+        <w:rPr>
+          <w:rFonts w:ascii="Consolas" w:hAnsi="Consolas" w:eastAsia="Consolas"/>
+          <w:b w:val="0"/>
+          <w:sz w:val="18"/>
+        </w:rPr>
+        <w:t xml:space="preserve">        await message.DeadLetterAsync(ex.Message);</w:t>
+      </w:r>
+    </w:p>
+    <w:p>
+      <w:pPr>
+        <w:spacing w:after="0" w:line="240" w:lineRule="auto"/>
+      </w:pPr>
+      <w:r>
+        <w:rPr>
+          <w:rFonts w:ascii="Consolas" w:hAnsi="Consolas" w:eastAsia="Consolas"/>
+          <w:b w:val="0"/>
+          <w:sz w:val="18"/>
+        </w:rPr>
+        <w:t xml:space="preserve">    }</w:t>
+      </w:r>
+    </w:p>
+    <w:p>
+      <w:pPr>
+        <w:spacing w:after="0" w:line="240" w:lineRule="auto"/>
+      </w:pPr>
+      <w:r>
+        <w:rPr>
+          <w:rFonts w:ascii="Consolas" w:hAnsi="Consolas" w:eastAsia="Consolas"/>
+          <w:b w:val="0"/>
+          <w:sz w:val="18"/>
+        </w:rPr>
+        <w:t xml:space="preserve">    catch (Exception ex)</w:t>
+      </w:r>
+    </w:p>
+    <w:p>
+      <w:pPr>
+        <w:spacing w:after="0" w:line="240" w:lineRule="auto"/>
+      </w:pPr>
+      <w:r>
+        <w:rPr>
+          <w:rFonts w:ascii="Consolas" w:hAnsi="Consolas" w:eastAsia="Consolas"/>
+          <w:b w:val="0"/>
+          <w:sz w:val="18"/>
+        </w:rPr>
+        <w:t xml:space="preserve">    {</w:t>
+      </w:r>
+    </w:p>
+    <w:p>
+      <w:pPr>
+        <w:spacing w:after="0" w:line="240" w:lineRule="auto"/>
+      </w:pPr>
+      <w:r>
+        <w:rPr>
+          <w:rFonts w:ascii="Consolas" w:hAnsi="Consolas" w:eastAsia="Consolas"/>
+          <w:b w:val="0"/>
+          <w:sz w:val="18"/>
+        </w:rPr>
+        <w:t xml:space="preserve">        await message.RetryAsync(ex.Message, TimeSpan.FromSeconds(5));</w:t>
+      </w:r>
+    </w:p>
+    <w:p>
+      <w:pPr>
+        <w:spacing w:after="0" w:line="240" w:lineRule="auto"/>
+      </w:pPr>
+      <w:r>
+        <w:rPr>
+          <w:rFonts w:ascii="Consolas" w:hAnsi="Consolas" w:eastAsia="Consolas"/>
+          <w:b w:val="0"/>
+          <w:sz w:val="18"/>
+        </w:rPr>
+        <w:t xml:space="preserve">    }</w:t>
+      </w:r>
+    </w:p>
+    <w:p>
+      <w:pPr>
+        <w:spacing w:after="0" w:line="240" w:lineRule="auto"/>
+      </w:pPr>
+      <w:r>
+        <w:rPr>
+          <w:rFonts w:ascii="Consolas" w:hAnsi="Consolas" w:eastAsia="Consolas"/>
+          <w:b w:val="0"/>
+          <w:sz w:val="18"/>
+        </w:rPr>
+        <w:t>};</w:t>
+      </w:r>
+    </w:p>
+    <w:p>
+      <w:pPr>
+        <w:spacing w:after="0" w:line="240" w:lineRule="auto"/>
+      </w:pPr>
+      <w:r>
+        <w:rPr>
+          <w:rFonts w:ascii="Consolas" w:hAnsi="Consolas" w:eastAsia="Consolas"/>
+          <w:b w:val="0"/>
+          <w:sz w:val="18"/>
+        </w:rPr>
+        <w:t>listener.OnMQException += (_, ex) =&gt;</w:t>
+      </w:r>
+    </w:p>
+    <w:p>
+      <w:pPr>
+        <w:spacing w:after="0" w:line="240" w:lineRule="auto"/>
+      </w:pPr>
+      <w:r>
+        <w:rPr>
+          <w:rFonts w:ascii="Consolas" w:hAnsi="Consolas" w:eastAsia="Consolas"/>
+          <w:b w:val="0"/>
+          <w:sz w:val="18"/>
         </w:rPr>
         <w:t>{</w:t>
       </w:r>
     </w:p>
     <w:p>
       <w:pPr>
-        <w:autoSpaceDE w:val="0"/>
-        <w:autoSpaceDN w:val="0"/>
-        <w:adjustRightInd w:val="0"/>
-        <w:jc w:val="left"/>
-        <w:rPr>
-          <w:rFonts w:ascii="新宋体" w:eastAsia="新宋体" w:cs="新宋体" w:hint="eastAsia"/>
-          <w:color w:val="000000"/>
-          <w:kern w:val="0"/>
-          <w:sz w:val="19"/>
-          <w:szCs w:val="19"/>
-        </w:rPr>
-      </w:pPr>
-      <w:r>
-        <w:rPr>
-          <w:rFonts w:ascii="新宋体" w:eastAsia="新宋体" w:cs="新宋体"/>
-          <w:color w:val="000000"/>
-          <w:kern w:val="0"/>
-          <w:sz w:val="19"/>
-          <w:szCs w:val="19"/>
-        </w:rPr>
-        <w:t xml:space="preserve">     </w:t>
-      </w:r>
-      <w:proofErr w:type="spellStart"/>
-      <w:r>
-        <w:rPr>
-          <w:rFonts w:ascii="新宋体" w:eastAsia="新宋体" w:cs="新宋体"/>
-          <w:color w:val="000000"/>
-          <w:kern w:val="0"/>
-          <w:sz w:val="19"/>
-          <w:szCs w:val="19"/>
-        </w:rPr>
-        <w:t>Debug.WriteLine</w:t>
-      </w:r>
-      <w:proofErr w:type="spellEnd"/>
-      <w:r>
-        <w:rPr>
-          <w:rFonts w:ascii="新宋体" w:eastAsia="新宋体" w:cs="新宋体"/>
-          <w:color w:val="000000"/>
-          <w:kern w:val="0"/>
-          <w:sz w:val="19"/>
-          <w:szCs w:val="19"/>
-        </w:rPr>
-        <w:t>(</w:t>
-      </w:r>
-      <w:proofErr w:type="spellStart"/>
-      <w:r>
-        <w:rPr>
-          <w:rFonts w:ascii="新宋体" w:eastAsia="新宋体" w:cs="新宋体"/>
-          <w:color w:val="000000"/>
-          <w:kern w:val="0"/>
-          <w:sz w:val="19"/>
-          <w:szCs w:val="19"/>
-        </w:rPr>
-        <w:t>ex.Message</w:t>
-      </w:r>
-      <w:proofErr w:type="spellEnd"/>
-      <w:r>
-        <w:rPr>
-          <w:rFonts w:ascii="新宋体" w:eastAsia="新宋体" w:cs="新宋体"/>
-          <w:color w:val="000000"/>
-          <w:kern w:val="0"/>
-          <w:sz w:val="19"/>
-          <w:szCs w:val="19"/>
-        </w:rPr>
-        <w:t>);</w:t>
-      </w:r>
-    </w:p>
-    <w:p>
-      <w:pPr>
-        <w:autoSpaceDE w:val="0"/>
-        <w:autoSpaceDN w:val="0"/>
-        <w:adjustRightInd w:val="0"/>
-        <w:jc w:val="left"/>
-        <w:rPr>
-          <w:rFonts w:ascii="新宋体" w:eastAsia="新宋体" w:cs="新宋体" w:hint="eastAsia"/>
-          <w:color w:val="000000"/>
-          <w:kern w:val="0"/>
-          <w:sz w:val="19"/>
-          <w:szCs w:val="19"/>
-        </w:rPr>
-      </w:pPr>
-      <w:r>
-        <w:rPr>
-          <w:rFonts w:ascii="新宋体" w:eastAsia="新宋体" w:cs="新宋体"/>
-          <w:color w:val="000000"/>
-          <w:kern w:val="0"/>
-          <w:sz w:val="19"/>
-          <w:szCs w:val="19"/>
-        </w:rPr>
-        <w:t>}</w:t>
-      </w:r>
-    </w:p>
-    <w:p>
-      <w:pPr>
-        <w:autoSpaceDE w:val="0"/>
-        <w:autoSpaceDN w:val="0"/>
-        <w:adjustRightInd w:val="0"/>
-        <w:jc w:val="left"/>
-        <w:rPr>
-          <w:rFonts w:ascii="新宋体" w:eastAsia="新宋体" w:cs="新宋体" w:hint="eastAsia"/>
-          <w:color w:val="000000"/>
-          <w:kern w:val="0"/>
-          <w:sz w:val="19"/>
-          <w:szCs w:val="19"/>
-        </w:rPr>
-      </w:pPr>
-    </w:p>
-    <w:p>
-      <w:pPr>
-        <w:autoSpaceDE w:val="0"/>
-        <w:autoSpaceDN w:val="0"/>
-        <w:adjustRightInd w:val="0"/>
-        <w:jc w:val="left"/>
-        <w:rPr>
-          <w:rFonts w:ascii="新宋体" w:eastAsia="新宋体" w:cs="新宋体" w:hint="eastAsia"/>
-          <w:color w:val="000000"/>
-          <w:kern w:val="0"/>
-          <w:sz w:val="19"/>
-          <w:szCs w:val="19"/>
-        </w:rPr>
-      </w:pPr>
-      <w:r>
-        <w:rPr>
-          <w:rFonts w:ascii="新宋体" w:eastAsia="新宋体" w:cs="新宋体"/>
-          <w:color w:val="0000FF"/>
-          <w:kern w:val="0"/>
-          <w:sz w:val="19"/>
-          <w:szCs w:val="19"/>
-        </w:rPr>
-        <w:t>private</w:t>
-      </w:r>
-      <w:r>
-        <w:rPr>
-          <w:rFonts w:ascii="新宋体" w:eastAsia="新宋体" w:cs="新宋体"/>
-          <w:color w:val="000000"/>
-          <w:kern w:val="0"/>
-          <w:sz w:val="19"/>
-          <w:szCs w:val="19"/>
-        </w:rPr>
-        <w:t xml:space="preserve"> </w:t>
-      </w:r>
-      <w:r>
-        <w:rPr>
-          <w:rFonts w:ascii="新宋体" w:eastAsia="新宋体" w:cs="新宋体"/>
-          <w:color w:val="0000FF"/>
-          <w:kern w:val="0"/>
-          <w:sz w:val="19"/>
-          <w:szCs w:val="19"/>
-        </w:rPr>
-        <w:t>void</w:t>
-      </w:r>
-      <w:r>
-        <w:rPr>
-          <w:rFonts w:ascii="新宋体" w:eastAsia="新宋体" w:cs="新宋体"/>
-          <w:color w:val="000000"/>
-          <w:kern w:val="0"/>
-          <w:sz w:val="19"/>
-          <w:szCs w:val="19"/>
-        </w:rPr>
-        <w:t xml:space="preserve"> </w:t>
-      </w:r>
-      <w:proofErr w:type="spellStart"/>
-      <w:r>
-        <w:rPr>
-          <w:rFonts w:ascii="新宋体" w:eastAsia="新宋体" w:cs="新宋体"/>
-          <w:color w:val="000000"/>
-          <w:kern w:val="0"/>
-          <w:sz w:val="19"/>
-          <w:szCs w:val="19"/>
-        </w:rPr>
-        <w:t>Listener_OnMQReceived</w:t>
-      </w:r>
-      <w:proofErr w:type="spellEnd"/>
-      <w:r>
-        <w:rPr>
-          <w:rFonts w:ascii="新宋体" w:eastAsia="新宋体" w:cs="新宋体"/>
-          <w:color w:val="000000"/>
-          <w:kern w:val="0"/>
-          <w:sz w:val="19"/>
-          <w:szCs w:val="19"/>
-        </w:rPr>
-        <w:t>(</w:t>
-      </w:r>
-      <w:proofErr w:type="spellStart"/>
-      <w:r>
-        <w:rPr>
-          <w:rFonts w:ascii="新宋体" w:eastAsia="新宋体" w:cs="新宋体"/>
-          <w:color w:val="000000"/>
-          <w:kern w:val="0"/>
-          <w:sz w:val="19"/>
-          <w:szCs w:val="19"/>
-        </w:rPr>
-        <w:t>MQListener</w:t>
-      </w:r>
-      <w:proofErr w:type="spellEnd"/>
-      <w:r>
-        <w:rPr>
-          <w:rFonts w:ascii="新宋体" w:eastAsia="新宋体" w:cs="新宋体"/>
-          <w:color w:val="000000"/>
-          <w:kern w:val="0"/>
-          <w:sz w:val="19"/>
-          <w:szCs w:val="19"/>
-        </w:rPr>
-        <w:t xml:space="preserve"> sender, </w:t>
-      </w:r>
-      <w:r>
-        <w:rPr>
-          <w:rFonts w:ascii="新宋体" w:eastAsia="新宋体" w:cs="新宋体"/>
-          <w:color w:val="0000FF"/>
-          <w:kern w:val="0"/>
-          <w:sz w:val="19"/>
-          <w:szCs w:val="19"/>
-        </w:rPr>
-        <w:t>string</w:t>
-      </w:r>
-      <w:r>
-        <w:rPr>
-          <w:rFonts w:ascii="新宋体" w:eastAsia="新宋体" w:cs="新宋体"/>
-          <w:color w:val="000000"/>
-          <w:kern w:val="0"/>
-          <w:sz w:val="19"/>
-          <w:szCs w:val="19"/>
-        </w:rPr>
-        <w:t xml:space="preserve"> exchange, </w:t>
-      </w:r>
-      <w:r>
-        <w:rPr>
-          <w:rFonts w:ascii="新宋体" w:eastAsia="新宋体" w:cs="新宋体"/>
-          <w:color w:val="0000FF"/>
-          <w:kern w:val="0"/>
-          <w:sz w:val="19"/>
-          <w:szCs w:val="19"/>
-        </w:rPr>
-        <w:t>string</w:t>
-      </w:r>
-      <w:r>
-        <w:rPr>
-          <w:rFonts w:ascii="新宋体" w:eastAsia="新宋体" w:cs="新宋体"/>
-          <w:color w:val="000000"/>
-          <w:kern w:val="0"/>
-          <w:sz w:val="19"/>
-          <w:szCs w:val="19"/>
-        </w:rPr>
-        <w:t xml:space="preserve"> </w:t>
-      </w:r>
-      <w:proofErr w:type="spellStart"/>
-      <w:r>
-        <w:rPr>
-          <w:rFonts w:ascii="新宋体" w:eastAsia="新宋体" w:cs="新宋体"/>
-          <w:color w:val="000000"/>
-          <w:kern w:val="0"/>
-          <w:sz w:val="19"/>
-          <w:szCs w:val="19"/>
-        </w:rPr>
-        <w:t>routingKey</w:t>
-      </w:r>
-      <w:proofErr w:type="spellEnd"/>
-      <w:r>
-        <w:rPr>
-          <w:rFonts w:ascii="新宋体" w:eastAsia="新宋体" w:cs="新宋体"/>
-          <w:color w:val="000000"/>
-          <w:kern w:val="0"/>
-          <w:sz w:val="19"/>
-          <w:szCs w:val="19"/>
-        </w:rPr>
-        <w:t xml:space="preserve">, </w:t>
-      </w:r>
-      <w:r>
-        <w:rPr>
-          <w:rFonts w:ascii="新宋体" w:eastAsia="新宋体" w:cs="新宋体"/>
-          <w:color w:val="0000FF"/>
-          <w:kern w:val="0"/>
-          <w:sz w:val="19"/>
-          <w:szCs w:val="19"/>
-        </w:rPr>
-        <w:t>byte</w:t>
-      </w:r>
-      <w:r>
-        <w:rPr>
-          <w:rFonts w:ascii="新宋体" w:eastAsia="新宋体" w:cs="新宋体"/>
-          <w:color w:val="000000"/>
-          <w:kern w:val="0"/>
-          <w:sz w:val="19"/>
-          <w:szCs w:val="19"/>
-        </w:rPr>
-        <w:t xml:space="preserve">[] body, </w:t>
-      </w:r>
-      <w:r>
-        <w:rPr>
-          <w:rFonts w:ascii="新宋体" w:eastAsia="新宋体" w:cs="新宋体"/>
-          <w:color w:val="0000FF"/>
-          <w:kern w:val="0"/>
-          <w:sz w:val="19"/>
-          <w:szCs w:val="19"/>
-        </w:rPr>
-        <w:t>int</w:t>
-      </w:r>
-      <w:r>
-        <w:rPr>
-          <w:rFonts w:ascii="新宋体" w:eastAsia="新宋体" w:cs="新宋体"/>
-          <w:color w:val="000000"/>
-          <w:kern w:val="0"/>
-          <w:sz w:val="19"/>
-          <w:szCs w:val="19"/>
-        </w:rPr>
-        <w:t xml:space="preserve"> partition, </w:t>
-      </w:r>
-      <w:r>
-        <w:rPr>
-          <w:rFonts w:ascii="新宋体" w:eastAsia="新宋体" w:cs="新宋体"/>
-          <w:color w:val="0000FF"/>
-          <w:kern w:val="0"/>
-          <w:sz w:val="19"/>
-          <w:szCs w:val="19"/>
-        </w:rPr>
-        <w:t>long</w:t>
-      </w:r>
-      <w:r>
-        <w:rPr>
-          <w:rFonts w:ascii="新宋体" w:eastAsia="新宋体" w:cs="新宋体"/>
-          <w:color w:val="000000"/>
-          <w:kern w:val="0"/>
-          <w:sz w:val="19"/>
-          <w:szCs w:val="19"/>
-        </w:rPr>
-        <w:t xml:space="preserve"> offset)</w:t>
-      </w:r>
-    </w:p>
-    <w:p>
-      <w:pPr>
-        <w:autoSpaceDE w:val="0"/>
-        <w:autoSpaceDN w:val="0"/>
-        <w:adjustRightInd w:val="0"/>
-        <w:jc w:val="left"/>
-        <w:rPr>
-          <w:rFonts w:ascii="新宋体" w:eastAsia="新宋体" w:cs="新宋体" w:hint="eastAsia"/>
-          <w:color w:val="000000"/>
-          <w:kern w:val="0"/>
-          <w:sz w:val="19"/>
-          <w:szCs w:val="19"/>
-        </w:rPr>
-      </w:pPr>
-      <w:r>
-        <w:rPr>
-          <w:rFonts w:ascii="新宋体" w:eastAsia="新宋体" w:cs="新宋体"/>
-          <w:color w:val="000000"/>
-          <w:kern w:val="0"/>
-          <w:sz w:val="19"/>
-          <w:szCs w:val="19"/>
+        <w:spacing w:after="0" w:line="240" w:lineRule="auto"/>
+      </w:pPr>
+      <w:r>
+        <w:rPr>
+          <w:rFonts w:ascii="Consolas" w:hAnsi="Consolas" w:eastAsia="Consolas"/>
+          <w:b w:val="0"/>
+          <w:sz w:val="18"/>
+        </w:rPr>
+        <w:t xml:space="preserve">    Debug.WriteLine(ex);</w:t>
+      </w:r>
+    </w:p>
+    <w:p>
+      <w:pPr>
+        <w:spacing w:after="0" w:line="240" w:lineRule="auto"/>
+      </w:pPr>
+      <w:r>
+        <w:rPr>
+          <w:rFonts w:ascii="Consolas" w:hAnsi="Consolas" w:eastAsia="Consolas"/>
+          <w:b w:val="0"/>
+          <w:sz w:val="18"/>
+        </w:rPr>
+        <w:t xml:space="preserve">    return Task.CompletedTask;</w:t>
+      </w:r>
+    </w:p>
+    <w:p>
+      <w:pPr>
+        <w:spacing w:after="0" w:line="240" w:lineRule="auto"/>
+      </w:pPr>
+      <w:r>
+        <w:rPr>
+          <w:rFonts w:ascii="Consolas" w:hAnsi="Consolas" w:eastAsia="Consolas"/>
+          <w:b w:val="0"/>
+          <w:sz w:val="18"/>
+        </w:rPr>
+        <w:t>};</w:t>
+      </w:r>
+    </w:p>
+    <w:p>
+      <w:pPr>
+        <w:spacing w:after="0" w:line="240" w:lineRule="auto"/>
+      </w:pPr>
+      <w:r>
+        <w:rPr>
+          <w:rFonts w:ascii="Consolas" w:hAnsi="Consolas" w:eastAsia="Consolas"/>
+          <w:b w:val="0"/>
+          <w:sz w:val="18"/>
+        </w:rPr>
+        <w:t>await listener.StartListenAsync(new[] { "app.Test" });</w:t>
+      </w:r>
+    </w:p>
+    <w:p>
+      <w:pPr/>
+      <w:r>
+        <w:t>manual 模式下，回调结束但未调用 AckAsync、RetryAsync 或 DeadLetterAsync 时会自动请求重试；onSuccess 模式会在回调成功后自动 ACK。Commit/CommitAsync 继续保留，分别等价于 Ack/AckAsync。</w:t>
+      </w:r>
+    </w:p>
+    <w:p>
+      <w:pPr/>
+      <w:r>
+        <w:t>MQCallBackMessage 可读取 MessageId、Topic、Body、DeliveryCount、IsRedelivered、SettlementState、FailureType 和 FailureReason；死信消息还包含 OriginalTopic、OriginalMessageId 和 DeadLetterReason。</w:t>
+      </w:r>
+    </w:p>
+    <w:p>
+      <w:pPr/>
+      <w:r>
+        <w:t>OnMQRetry 与 OnMQDeadLetter 只用于监控结算结果，不能替代 Broker 中的重试队列或死信队列。</w:t>
+      </w:r>
+    </w:p>
+    <w:p>
+      <w:pPr>
+        <w:pStyle w:val="4"/>
+      </w:pPr>
+      <w:r>
+        <w:t>2.3.2 显式监听和重放死信</w:t>
+      </w:r>
+    </w:p>
+    <w:p>
+      <w:pPr>
+        <w:spacing w:after="0" w:line="240" w:lineRule="auto"/>
+      </w:pPr>
+      <w:r>
+        <w:rPr>
+          <w:rFonts w:ascii="Consolas" w:hAnsi="Consolas" w:eastAsia="Consolas"/>
+          <w:b w:val="0"/>
+          <w:sz w:val="18"/>
+        </w:rPr>
+        <w:t>MQListener deadLetterListener = MQUnit.GetMQListener("myTest");</w:t>
+      </w:r>
+    </w:p>
+    <w:p>
+      <w:pPr>
+        <w:spacing w:after="0" w:line="240" w:lineRule="auto"/>
+      </w:pPr>
+      <w:r>
+        <w:rPr>
+          <w:rFonts w:ascii="Consolas" w:hAnsi="Consolas" w:eastAsia="Consolas"/>
+          <w:b w:val="0"/>
+          <w:sz w:val="18"/>
+        </w:rPr>
+        <w:t>deadLetterListener.OnMQDeadLetterReceivedAsync += async (_, message) =&gt;</w:t>
+      </w:r>
+    </w:p>
+    <w:p>
+      <w:pPr>
+        <w:spacing w:after="0" w:line="240" w:lineRule="auto"/>
+      </w:pPr>
+      <w:r>
+        <w:rPr>
+          <w:rFonts w:ascii="Consolas" w:hAnsi="Consolas" w:eastAsia="Consolas"/>
+          <w:b w:val="0"/>
+          <w:sz w:val="18"/>
         </w:rPr>
         <w:t>{</w:t>
       </w:r>
     </w:p>
     <w:p>
       <w:pPr>
-        <w:autoSpaceDE w:val="0"/>
-        <w:autoSpaceDN w:val="0"/>
-        <w:adjustRightInd w:val="0"/>
-        <w:jc w:val="left"/>
-        <w:rPr>
-          <w:rFonts w:ascii="新宋体" w:eastAsia="新宋体" w:cs="新宋体" w:hint="eastAsia"/>
-          <w:color w:val="000000"/>
-          <w:kern w:val="0"/>
-          <w:sz w:val="19"/>
-          <w:szCs w:val="19"/>
-        </w:rPr>
-      </w:pPr>
-      <w:r>
-        <w:rPr>
-          <w:rFonts w:ascii="新宋体" w:eastAsia="新宋体" w:cs="新宋体"/>
-          <w:color w:val="000000"/>
-          <w:kern w:val="0"/>
-          <w:sz w:val="19"/>
-          <w:szCs w:val="19"/>
-        </w:rPr>
-        <w:t xml:space="preserve">     </w:t>
-      </w:r>
-      <w:r>
-        <w:rPr>
-          <w:rFonts w:ascii="新宋体" w:eastAsia="新宋体" w:cs="新宋体"/>
-          <w:color w:val="0000FF"/>
-          <w:kern w:val="0"/>
-          <w:sz w:val="19"/>
-          <w:szCs w:val="19"/>
-        </w:rPr>
-        <w:t>string</w:t>
-      </w:r>
-      <w:r>
-        <w:rPr>
-          <w:rFonts w:ascii="新宋体" w:eastAsia="新宋体" w:cs="新宋体"/>
-          <w:color w:val="000000"/>
-          <w:kern w:val="0"/>
-          <w:sz w:val="19"/>
-          <w:szCs w:val="19"/>
-        </w:rPr>
-        <w:t xml:space="preserve"> text = System.Text.Encoding.UTF8.GetString(body);</w:t>
-      </w:r>
-    </w:p>
-    <w:p>
-      <w:pPr>
-        <w:rPr>
-          <w:rFonts w:ascii="新宋体" w:eastAsia="新宋体" w:cs="新宋体" w:hint="eastAsia"/>
-          <w:color w:val="000000"/>
-          <w:kern w:val="0"/>
-          <w:sz w:val="19"/>
-          <w:szCs w:val="19"/>
-        </w:rPr>
-      </w:pPr>
-      <w:r>
-        <w:rPr>
-          <w:rFonts w:ascii="新宋体" w:eastAsia="新宋体" w:cs="新宋体"/>
-          <w:color w:val="000000"/>
-          <w:kern w:val="0"/>
-          <w:sz w:val="19"/>
-          <w:szCs w:val="19"/>
-        </w:rPr>
-        <w:t>}</w:t>
-      </w:r>
-    </w:p>
-    <w:p>
-      <w:pPr>
-        <w:rPr>
-          <w:rFonts w:ascii="新宋体" w:eastAsia="新宋体" w:cs="新宋体" w:hint="eastAsia"/>
-          <w:color w:val="000000"/>
-          <w:kern w:val="0"/>
-          <w:sz w:val="19"/>
-          <w:szCs w:val="19"/>
-        </w:rPr>
-      </w:pPr>
-    </w:p>
-    <w:p>
-      <w:pPr>
-        <w:rPr>
-          <w:rFonts w:ascii="新宋体" w:eastAsia="新宋体" w:cs="新宋体" w:hint="eastAsia"/>
-          <w:color w:val="000000"/>
-          <w:kern w:val="0"/>
-          <w:sz w:val="19"/>
-          <w:szCs w:val="19"/>
-        </w:rPr>
-      </w:pPr>
-    </w:p>
-    <w:p>
-      <w:pPr>
-        <w:autoSpaceDE w:val="0"/>
-        <w:autoSpaceDN w:val="0"/>
-        <w:adjustRightInd w:val="0"/>
-        <w:jc w:val="left"/>
-        <w:rPr>
-          <w:rFonts w:ascii="新宋体" w:eastAsia="新宋体" w:cs="新宋体" w:hint="eastAsia"/>
-          <w:color w:val="000000"/>
-          <w:kern w:val="0"/>
-          <w:sz w:val="19"/>
-          <w:szCs w:val="19"/>
-        </w:rPr>
-      </w:pPr>
-      <w:r>
-        <w:rPr>
-          <w:rFonts w:ascii="新宋体" w:eastAsia="新宋体" w:cs="新宋体" w:hint="eastAsia"/>
-          <w:color w:val="000000"/>
-          <w:kern w:val="0"/>
-          <w:sz w:val="19"/>
-          <w:szCs w:val="19"/>
-        </w:rPr>
-        <w:t>使用</w:t>
-      </w:r>
-      <w:proofErr w:type="spellStart"/>
-      <w:r>
-        <w:rPr>
-          <w:rFonts w:ascii="新宋体" w:eastAsia="新宋体" w:cs="新宋体"/>
-          <w:color w:val="000000"/>
-          <w:kern w:val="0"/>
-          <w:sz w:val="19"/>
-          <w:szCs w:val="19"/>
-        </w:rPr>
-        <w:t>MQUnit</w:t>
-      </w:r>
-      <w:proofErr w:type="spellEnd"/>
-      <w:r>
-        <w:rPr>
-          <w:rFonts w:ascii="新宋体" w:eastAsia="新宋体" w:cs="新宋体"/>
-          <w:color w:val="000000"/>
-          <w:kern w:val="0"/>
-          <w:sz w:val="19"/>
-          <w:szCs w:val="19"/>
-        </w:rPr>
-        <w:t>.</w:t>
-      </w:r>
-      <w:r>
-        <w:rPr>
-          <w:rFonts w:ascii="新宋体" w:eastAsia="新宋体" w:cs="新宋体"/>
-          <w:color w:val="000000"/>
-          <w:kern w:val="0"/>
-          <w:sz w:val="19"/>
-          <w:szCs w:val="19"/>
-        </w:rPr>
-        <w:t xml:space="preserve"> </w:t>
-      </w:r>
-      <w:proofErr w:type="spellStart"/>
-      <w:r>
-        <w:rPr>
-          <w:rFonts w:ascii="新宋体" w:eastAsia="新宋体" w:cs="新宋体"/>
-          <w:color w:val="000000"/>
-          <w:kern w:val="0"/>
-          <w:sz w:val="19"/>
-          <w:szCs w:val="19"/>
-        </w:rPr>
-        <w:t>GetMQListener</w:t>
-      </w:r>
-      <w:proofErr w:type="spellEnd"/>
-      <w:r>
-        <w:rPr>
-          <w:rFonts w:ascii="新宋体" w:eastAsia="新宋体" w:cs="新宋体" w:hint="eastAsia"/>
-          <w:color w:val="000000"/>
-          <w:kern w:val="0"/>
-          <w:sz w:val="19"/>
-          <w:szCs w:val="19"/>
-        </w:rPr>
-        <w:t>获取消费者，通过</w:t>
-      </w:r>
-      <w:proofErr w:type="spellStart"/>
-      <w:r>
-        <w:rPr>
-          <w:rFonts w:ascii="新宋体" w:eastAsia="新宋体" w:cs="新宋体"/>
-          <w:color w:val="000000"/>
-          <w:kern w:val="0"/>
-          <w:sz w:val="19"/>
-          <w:szCs w:val="19"/>
-        </w:rPr>
-        <w:t>OnMQReceived</w:t>
-      </w:r>
-      <w:proofErr w:type="spellEnd"/>
-      <w:r>
-        <w:rPr>
-          <w:rFonts w:ascii="新宋体" w:eastAsia="新宋体" w:cs="新宋体" w:hint="eastAsia"/>
-          <w:color w:val="000000"/>
-          <w:kern w:val="0"/>
-          <w:sz w:val="19"/>
-          <w:szCs w:val="19"/>
-        </w:rPr>
-        <w:t>事件</w:t>
-      </w:r>
-      <w:r>
-        <w:rPr>
-          <w:rFonts w:ascii="新宋体" w:eastAsia="新宋体" w:cs="新宋体" w:hint="eastAsia"/>
-          <w:color w:val="000000"/>
-          <w:kern w:val="0"/>
-          <w:sz w:val="19"/>
-          <w:szCs w:val="19"/>
-        </w:rPr>
-        <w:t>获取信息</w:t>
-      </w:r>
-      <w:r>
-        <w:rPr>
-          <w:rFonts w:ascii="新宋体" w:eastAsia="新宋体" w:cs="新宋体" w:hint="eastAsia"/>
-          <w:color w:val="000000"/>
-          <w:kern w:val="0"/>
-          <w:sz w:val="19"/>
-          <w:szCs w:val="19"/>
-        </w:rPr>
-        <w:t>，</w:t>
-      </w:r>
-      <w:proofErr w:type="spellStart"/>
-      <w:r>
-        <w:rPr>
-          <w:rFonts w:ascii="新宋体" w:eastAsia="新宋体" w:cs="新宋体"/>
-          <w:color w:val="000000"/>
-          <w:kern w:val="0"/>
-          <w:sz w:val="19"/>
-          <w:szCs w:val="19"/>
-        </w:rPr>
-        <w:t>StartListend</w:t>
-      </w:r>
-      <w:proofErr w:type="spellEnd"/>
-      <w:r>
-        <w:rPr>
-          <w:rFonts w:ascii="新宋体" w:eastAsia="新宋体" w:cs="新宋体" w:hint="eastAsia"/>
-          <w:color w:val="000000"/>
-          <w:kern w:val="0"/>
-          <w:sz w:val="19"/>
-          <w:szCs w:val="19"/>
-        </w:rPr>
-        <w:t>(</w:t>
-      </w:r>
-      <w:proofErr w:type="spellStart"/>
-      <w:r>
-        <w:rPr>
-          <w:rFonts w:ascii="新宋体" w:eastAsia="新宋体" w:cs="新宋体"/>
-          <w:color w:val="000000"/>
-          <w:kern w:val="0"/>
-          <w:sz w:val="19"/>
-          <w:szCs w:val="19"/>
-        </w:rPr>
-        <w:t>IEnumerable</w:t>
-      </w:r>
-      <w:proofErr w:type="spellEnd"/>
-      <w:r>
-        <w:rPr>
-          <w:rFonts w:ascii="新宋体" w:eastAsia="新宋体" w:cs="新宋体"/>
-          <w:color w:val="000000"/>
-          <w:kern w:val="0"/>
-          <w:sz w:val="19"/>
-          <w:szCs w:val="19"/>
-        </w:rPr>
-        <w:t>&lt;</w:t>
-      </w:r>
-      <w:r>
-        <w:rPr>
-          <w:rFonts w:ascii="新宋体" w:eastAsia="新宋体" w:cs="新宋体"/>
-          <w:color w:val="0000FF"/>
-          <w:kern w:val="0"/>
-          <w:sz w:val="19"/>
-          <w:szCs w:val="19"/>
-        </w:rPr>
-        <w:t>string</w:t>
-      </w:r>
-      <w:r>
-        <w:rPr>
-          <w:rFonts w:ascii="新宋体" w:eastAsia="新宋体" w:cs="新宋体"/>
-          <w:color w:val="000000"/>
-          <w:kern w:val="0"/>
-          <w:sz w:val="19"/>
-          <w:szCs w:val="19"/>
-        </w:rPr>
-        <w:t xml:space="preserve">&gt; </w:t>
-      </w:r>
-      <w:proofErr w:type="spellStart"/>
-      <w:r>
-        <w:rPr>
-          <w:rFonts w:ascii="新宋体" w:eastAsia="新宋体" w:cs="新宋体"/>
-          <w:color w:val="000000"/>
-          <w:kern w:val="0"/>
-          <w:sz w:val="19"/>
-          <w:szCs w:val="19"/>
-        </w:rPr>
-        <w:t>listenKeys</w:t>
-      </w:r>
-      <w:proofErr w:type="spellEnd"/>
-      <w:r>
-        <w:rPr>
-          <w:rFonts w:ascii="新宋体" w:eastAsia="新宋体" w:cs="新宋体"/>
-          <w:color w:val="000000"/>
-          <w:kern w:val="0"/>
-          <w:sz w:val="19"/>
-          <w:szCs w:val="19"/>
-        </w:rPr>
-        <w:t xml:space="preserve">) </w:t>
-      </w:r>
-      <w:r>
-        <w:rPr>
-          <w:rFonts w:ascii="新宋体" w:eastAsia="新宋体" w:cs="新宋体" w:hint="eastAsia"/>
-          <w:color w:val="000000"/>
-          <w:kern w:val="0"/>
-          <w:sz w:val="19"/>
-          <w:szCs w:val="19"/>
-        </w:rPr>
-        <w:t>开启监听，并监听</w:t>
-      </w:r>
-      <w:proofErr w:type="spellStart"/>
-      <w:r>
-        <w:rPr>
-          <w:rFonts w:ascii="新宋体" w:eastAsia="新宋体" w:cs="新宋体"/>
-          <w:color w:val="000000"/>
-          <w:kern w:val="0"/>
-          <w:sz w:val="19"/>
-          <w:szCs w:val="19"/>
-        </w:rPr>
-        <w:t>listenKeys</w:t>
-      </w:r>
-      <w:proofErr w:type="spellEnd"/>
-      <w:r>
-        <w:rPr>
-          <w:rFonts w:ascii="新宋体" w:eastAsia="新宋体" w:cs="新宋体" w:hint="eastAsia"/>
-          <w:color w:val="000000"/>
-          <w:kern w:val="0"/>
-          <w:sz w:val="19"/>
-          <w:szCs w:val="19"/>
-        </w:rPr>
-        <w:t>的键</w:t>
-      </w:r>
-    </w:p>
-    <w:p>
-      <w:pPr>
-        <w:rPr>
-          <w:rFonts w:hint="eastAsia"/>
-        </w:rPr>
-      </w:pPr>
+        <w:spacing w:after="0" w:line="240" w:lineRule="auto"/>
+      </w:pPr>
+      <w:r>
+        <w:rPr>
+          <w:rFonts w:ascii="Consolas" w:hAnsi="Consolas" w:eastAsia="Consolas"/>
+          <w:b w:val="0"/>
+          <w:sz w:val="18"/>
+        </w:rPr>
+        <w:t xml:space="preserve">    await RepublishAsync(message.OriginalTopic, message.Body);</w:t>
+      </w:r>
+    </w:p>
+    <w:p>
+      <w:pPr>
+        <w:spacing w:after="0" w:line="240" w:lineRule="auto"/>
+      </w:pPr>
+      <w:r>
+        <w:rPr>
+          <w:rFonts w:ascii="Consolas" w:hAnsi="Consolas" w:eastAsia="Consolas"/>
+          <w:b w:val="0"/>
+          <w:sz w:val="18"/>
+        </w:rPr>
+        <w:t xml:space="preserve">    await message.AckAsync();</w:t>
+      </w:r>
+    </w:p>
+    <w:p>
+      <w:pPr>
+        <w:spacing w:after="0" w:line="240" w:lineRule="auto"/>
+      </w:pPr>
+      <w:r>
+        <w:rPr>
+          <w:rFonts w:ascii="Consolas" w:hAnsi="Consolas" w:eastAsia="Consolas"/>
+          <w:b w:val="0"/>
+          <w:sz w:val="18"/>
+        </w:rPr>
+        <w:t>};</w:t>
+      </w:r>
+    </w:p>
+    <w:p>
+      <w:pPr>
+        <w:spacing w:after="0" w:line="240" w:lineRule="auto"/>
+      </w:pPr>
+      <w:r>
+        <w:rPr>
+          <w:rFonts w:ascii="Consolas" w:hAnsi="Consolas" w:eastAsia="Consolas"/>
+          <w:b w:val="0"/>
+          <w:sz w:val="18"/>
+        </w:rPr>
+        <w:t>await deadLetterListener.StartDeadLetterListenAsync(new[] { "app.Test" });</w:t>
+      </w:r>
+    </w:p>
+    <w:p>
+      <w:pPr/>
+      <w:r>
+        <w:t>建议使用独立 Listener 显式拉取死信。重放必须由业务决定：先确认重新发布成功，再 ACK 死信；如果重放失败，不要 ACK，以免再次丢失。</w:t>
+      </w:r>
     </w:p>
     <w:p>
       <w:pPr>

--- a/OtherPorject/AddInSetup/AddInSetup/doc/Buffalo.MQ.docx
+++ b/OtherPorject/AddInSetup/AddInSetup/doc/Buffalo.MQ.docx
@@ -196,7 +196,7 @@
         </w:rPr>
       </w:pPr>
       <w:r>
-        <w:t>连接字符串可在 Buffalo 安装工具中选择“帮助连接字符串”→“队列”，再进入对应 MQ 选项卡填写并输出。可靠消费参数通过页面底部的“可靠消费设置”统一配置。</w:t>
+        <w:t>连接字符串可在 Buffalo 安装工具中选择“帮助连接字符串”→“队列”，再进入对应 MQ 选项卡填写并输出。ACK、重试、死信和 Redis Stream 消息保留参数通过页面底部的“可靠消费与保留设置”统一配置。</w:t>
       </w:r>
     </w:p>
     <w:p>
@@ -4278,13 +4278,13 @@
         <w:pStyle w:val="3"/>
       </w:pPr>
       <w:r>
-        <w:t>1.3 可靠消费连接参数</w:t>
+        <w:t>1.3 可靠消费与保留连接参数</w:t>
       </w:r>
     </w:p>
     <w:p>
       <w:pPr/>
       <w:r>
-        <w:t>Buffalo.MQ 2.1.0 增加统一的 ACK、失败重试和死信能力。以下共有 15 个新增配置键；各连接字符串界面只显示当前后端实际生效的参数。</w:t>
+        <w:t>Buffalo.MQ 2.2.0 提供统一的 ACK、失败重试、死信和消息保留能力。以下共有 17 个配置键；各连接字符串界面只显示当前后端实际生效的参数。</w:t>
       </w:r>
     </w:p>
     <w:tbl>
@@ -5604,17 +5604,8 @@
             <w:vAlign w:val="center"/>
           </w:tcPr>
           <w:p>
-            <w:pPr>
-              <w:spacing w:before="0" w:after="0" w:line="252" w:lineRule="auto"/>
-              <w:jc w:val="left"/>
-            </w:pPr>
             <w:r>
-              <w:rPr>
-                <w:rFonts w:ascii="微软雅黑" w:hAnsi="微软雅黑" w:eastAsia="微软雅黑"/>
-                <w:b w:val="0"/>
-                <w:sz w:val="17"/>
-              </w:rPr>
-              <w:t>xTrimInterval</w:t>
+              <w:t>cleanupMode</w:t>
             </w:r>
           </w:p>
         </w:tc>
@@ -5624,16 +5615,105 @@
             <w:vAlign w:val="center"/>
           </w:tcPr>
           <w:p>
-            <w:pPr>
-              <w:spacing w:before="0" w:after="0" w:line="252" w:lineRule="auto"/>
-              <w:jc w:val="center"/>
-            </w:pPr>
             <w:r>
-              <w:rPr>
-                <w:rFonts w:ascii="微软雅黑" w:hAnsi="微软雅黑" w:eastAsia="微软雅黑"/>
-                <w:b w:val="0"/>
-                <w:sz w:val="17"/>
-              </w:rPr>
+              <w:t>none</w:t>
+            </w:r>
+          </w:p>
+        </w:tc>
+        <w:tc>
+          <w:tcPr>
+            <w:tcW w:type="dxa" w:w="1450"/>
+            <w:vAlign w:val="center"/>
+          </w:tcPr>
+          <w:p>
+            <w:r>
+              <w:t>Redis Stream</w:t>
+            </w:r>
+          </w:p>
+        </w:tc>
+        <w:tc>
+          <w:tcPr>
+            <w:tcW w:type="dxa" w:w="3816"/>
+            <w:vAlign w:val="center"/>
+          </w:tcPr>
+          <w:p>
+            <w:r>
+              <w:t>none、maxLength、maxAge 或 deleteOnAck；默认不自动清理</w:t>
+            </w:r>
+          </w:p>
+        </w:tc>
+      </w:tr>
+      <w:tr>
+        <w:trPr>
+          <w:cantSplit/>
+        </w:trPr>
+        <w:tc>
+          <w:tcPr>
+            <w:tcW w:type="dxa" w:w="1750"/>
+            <w:vAlign w:val="center"/>
+          </w:tcPr>
+          <w:p>
+            <w:r>
+              <w:t>messageRetention</w:t>
+            </w:r>
+          </w:p>
+        </w:tc>
+        <w:tc>
+          <w:tcPr>
+            <w:tcW w:type="dxa" w:w="1050"/>
+            <w:vAlign w:val="center"/>
+          </w:tcPr>
+          <w:p>
+            <w:r>
+              <w:t>0</w:t>
+            </w:r>
+          </w:p>
+        </w:tc>
+        <w:tc>
+          <w:tcPr>
+            <w:tcW w:type="dxa" w:w="1450"/>
+            <w:vAlign w:val="center"/>
+          </w:tcPr>
+          <w:p>
+            <w:r>
+              <w:t>Redis Stream</w:t>
+            </w:r>
+          </w:p>
+        </w:tc>
+        <w:tc>
+          <w:tcPr>
+            <w:tcW w:type="dxa" w:w="3816"/>
+            <w:vAlign w:val="center"/>
+          </w:tcPr>
+          <w:p>
+            <w:r>
+              <w:t>maxAge 模式的消息保留时间，单位毫秒；必须大于 0</w:t>
+            </w:r>
+          </w:p>
+        </w:tc>
+      </w:tr>
+      <w:tr>
+        <w:trPr>
+          <w:cantSplit/>
+        </w:trPr>
+        <w:tc>
+          <w:tcPr>
+            <w:tcW w:type="dxa" w:w="1750"/>
+            <w:vAlign w:val="center"/>
+          </w:tcPr>
+          <w:p>
+            <w:r>
+              <w:t>cleanupInterval</w:t>
+            </w:r>
+          </w:p>
+        </w:tc>
+        <w:tc>
+          <w:tcPr>
+            <w:tcW w:type="dxa" w:w="1050"/>
+            <w:vAlign w:val="center"/>
+          </w:tcPr>
+          <w:p>
+            <w:r>
               <w:t>1800000</w:t>
             </w:r>
           </w:p>
@@ -5644,16 +5724,7 @@
             <w:vAlign w:val="center"/>
           </w:tcPr>
           <w:p>
-            <w:pPr>
-              <w:spacing w:before="0" w:after="0" w:line="252" w:lineRule="auto"/>
-              <w:jc w:val="center"/>
-            </w:pPr>
             <w:r>
-              <w:rPr>
-                <w:rFonts w:ascii="微软雅黑" w:hAnsi="微软雅黑" w:eastAsia="微软雅黑"/>
-                <w:b w:val="0"/>
-                <w:sz w:val="17"/>
-              </w:rPr>
               <w:t>Redis Stream</w:t>
             </w:r>
           </w:p>
@@ -5664,17 +5735,8 @@
             <w:vAlign w:val="center"/>
           </w:tcPr>
           <w:p>
-            <w:pPr>
-              <w:spacing w:before="0" w:after="0" w:line="252" w:lineRule="auto"/>
-              <w:jc w:val="left"/>
-            </w:pPr>
             <w:r>
-              <w:rPr>
-                <w:rFonts w:ascii="微软雅黑" w:hAnsi="微软雅黑" w:eastAsia="微软雅黑"/>
-                <w:b w:val="0"/>
-                <w:sz w:val="17"/>
-              </w:rPr>
-              <w:t>Stream 自动 XTrim 间隔，毫秒</w:t>
+              <w:t>maxLength/maxAge 的后台清理检查间隔，毫秒；0 表示关闭定时清理。兼容旧名 xTrimInterval</w:t>
             </w:r>
           </w:p>
         </w:tc>
@@ -5691,7 +5753,7 @@
     <w:p>
       <w:pPr/>
       <w:r>
-        <w:t>Redis：Stream 模式使用 XAUTOCLAIM 周期认领超时 Pending（要求 Redis 6.2+）；List/Subscriber 模式通过重新入队或重新发布实现应用异常重试。</w:t>
+        <w:t>Redis：Stream 模式使用 XAUTOCLAIM 周期认领超时 Pending（要求 Redis 6.2+）；List/Subscriber 模式通过重新入队或重新发布实现应用异常重试。Stream 的 ACK 默认只执行 XACK，不会自动删除消息。</w:t>
       </w:r>
     </w:p>
     <w:p>
@@ -5716,6 +5778,38 @@
       <w:pPr/>
       <w:r>
         <w:t>注意：无法仅凭死信判断故障来自进程崩溃还是业务异常。请结合 FailureType、FailureReason、DeliveryCount 和业务日志定位，并按 MessageId 或业务键实现幂等。</w:t>
+      </w:r>
+    </w:p>
+    <w:p>
+      <w:pPr>
+        <w:pStyle w:val="3"/>
+      </w:pPr>
+      <w:r>
+        <w:t>1.5 消息确认与保留策略</w:t>
+      </w:r>
+    </w:p>
+    <w:p>
+      <w:pPr/>
+      <w:r>
+        <w:t>ACK 与消息保留是两个独立概念。RabbitMQ 和 MQTT 在 ACK 后由 Broker 移除本次投递；Kafka 的 ACK 对应提交 Offset，历史消息仍按 Broker 的 retention.ms/retention.bytes 策略保留；Redis Stream 的 XACK 只移出 Pending，消息仍保留在 Stream 中。</w:t>
+      </w:r>
+    </w:p>
+    <w:p>
+      <w:pPr/>
+      <w:r>
+        <w:t>Redis Stream 默认 cleanupMode=none，不自动清理。maxLength 按主界面的 topicMaxLength（“最大记录”）修剪；maxAge 按 messageRetention 修剪；deleteOnAck 在 ACK 成功后执行 XDEL，仅允许一个消费者组。</w:t>
+      </w:r>
+    </w:p>
+    <w:p>
+      <w:pPr/>
+      <w:r>
+        <w:t>maxLength 和 maxAge 在修剪前会检查所有消费者组：只要存在 Pending 或 Lag 不为 0，就跳过本次清理，避免删除尚未处理的消息。cleanupInterval=0 可关闭后台定时清理，仍可通过 IMQRetentionManager 显式执行。</w:t>
+      </w:r>
+    </w:p>
+    <w:p>
+      <w:pPr/>
+      <w:r>
+        <w:t>兼容旧 Redis 连接字符串：未配置 cleanupMode、但显式设置 topicMaxLength&gt;0 时，会继续按 maxLength 模式处理；xTrimInterval 仍作为 cleanupInterval 的兼容别名。</w:t>
       </w:r>
     </w:p>
     <w:p>
@@ -7350,27 +7444,96 @@
     <w:p>
       <w:pPr>
         <w:pStyle w:val="3"/>
-        <w:rPr>
-          <w:rFonts w:hint="eastAsia"/>
-        </w:rPr>
-      </w:pPr>
-      <w:r>
-        <w:rPr>
-          <w:rFonts w:hint="eastAsia"/>
-        </w:rPr>
-        <w:t>2</w:t>
-      </w:r>
-      <w:r>
-        <w:t>.4</w:t>
-      </w:r>
-      <w:r>
-        <w:t xml:space="preserve"> </w:t>
-      </w:r>
-      <w:r>
-        <w:rPr>
-          <w:rFonts w:hint="eastAsia"/>
-        </w:rPr>
-        <w:t>开启事务</w:t>
+      </w:pPr>
+      <w:r>
+        <w:t>2.4 应用消息保留策略</w:t>
+      </w:r>
+    </w:p>
+    <w:p>
+      <w:pPr/>
+      <w:r>
+        <w:t>MQConnection connection = MQUnit.GetMQConnection("myTest");</w:t>
+      </w:r>
+    </w:p>
+    <w:p>
+      <w:pPr/>
+      <w:r>
+        <w:t>IMQRetentionManager retention = connection as IMQRetentionManager;</w:t>
+      </w:r>
+    </w:p>
+    <w:p>
+      <w:pPr/>
+      <w:r>
+        <w:t>MQRetentionResult result = await retention.ApplyRetentionPolicyAsync(</w:t>
+      </w:r>
+    </w:p>
+    <w:p>
+      <w:pPr/>
+      <w:r>
+        <w:t xml:space="preserve">    "app.Test",</w:t>
+      </w:r>
+    </w:p>
+    <w:p>
+      <w:pPr/>
+      <w:r>
+        <w:t xml:space="preserve">    new MQRetentionPolicy</w:t>
+      </w:r>
+    </w:p>
+    <w:p>
+      <w:pPr/>
+      <w:r>
+        <w:t xml:space="preserve">    {</w:t>
+      </w:r>
+    </w:p>
+    <w:p>
+      <w:pPr/>
+      <w:r>
+        <w:t xml:space="preserve">        CleanupMode = MQCleanupMode.MaxAge,</w:t>
+      </w:r>
+    </w:p>
+    <w:p>
+      <w:pPr/>
+      <w:r>
+        <w:t xml:space="preserve">        MaxAge = TimeSpan.FromDays(7),</w:t>
+      </w:r>
+    </w:p>
+    <w:p>
+      <w:pPr/>
+      <w:r>
+        <w:t xml:space="preserve">        CleanupInterval = TimeSpan.FromMinutes(30)</w:t>
+      </w:r>
+    </w:p>
+    <w:p>
+      <w:pPr/>
+      <w:r>
+        <w:t xml:space="preserve">    });</w:t>
+      </w:r>
+    </w:p>
+    <w:p>
+      <w:pPr/>
+      <w:r>
+        <w:t>Redis 支持 MaxLength、MaxAge 和单消费者组 DeleteOnAck；Kafka 支持 MaxAge 和 MaxBytes，并由管理接口写入 Topic 的 Broker 保留配置；RabbitMQ、MQTT 的正常 ACK 由 Broker 完成本次投递清理。调用前可读取 RetentionCapabilities 判断后端能力。</w:t>
+      </w:r>
+    </w:p>
+    <w:p>
+      <w:pPr>
+        <w:pStyle w:val="3"/>
+        <w:rPr>
+          <w:rFonts w:hint="eastAsia"/>
+        </w:rPr>
+      </w:pPr>
+      <w:r>
+        <w:rPr>
+          <w:rFonts w:hint="eastAsia"/>
+        </w:rPr>
+        <w:t>2.5 开启事务</w:t>
+      </w:r>
+      <w:r/>
+      <w:r/>
+      <w:r>
+        <w:rPr>
+          <w:rFonts w:hint="eastAsia"/>
+        </w:rPr>
       </w:r>
     </w:p>
     <w:p>
@@ -8018,17 +8181,13 @@
         <w:rPr>
           <w:rFonts w:hint="eastAsia"/>
         </w:rPr>
-        <w:lastRenderedPageBreak/>
-        <w:t>2</w:t>
-      </w:r>
-      <w:r>
-        <w:t xml:space="preserve">.5 </w:t>
-      </w:r>
-      <w:r>
-        <w:rPr>
-          <w:rFonts w:hint="eastAsia"/>
-        </w:rPr>
-        <w:t>批量发送</w:t>
+        <w:t>2.6 批量发送</w:t>
+      </w:r>
+      <w:r/>
+      <w:r>
+        <w:rPr>
+          <w:rFonts w:hint="eastAsia"/>
+        </w:rPr>
       </w:r>
     </w:p>
     <w:p>
